--- a/docs/content/joins/joins_activity.docx
+++ b/docs/content/joins/joins_activity.docx
@@ -31,7 +31,7 @@
         <w:pStyle w:val="Date"/>
       </w:pPr>
       <w:r>
-        <w:t xml:space="preserve">2026-09-04</w:t>
+        <w:t xml:space="preserve">2026-09-08</w:t>
       </w:r>
     </w:p>
     <w:bookmarkStart w:id="18" w:name="X1c2b58abee6d690e999cc454d2d3a3b9f65fd05"/>

--- a/docs/content/joins/joins_activity.docx
+++ b/docs/content/joins/joins_activity.docx
@@ -31,7 +31,7 @@
         <w:pStyle w:val="Date"/>
       </w:pPr>
       <w:r>
-        <w:t xml:space="preserve">2026-09-08</w:t>
+        <w:t xml:space="preserve">2026-09-10</w:t>
       </w:r>
     </w:p>
     <w:bookmarkStart w:id="18" w:name="X1c2b58abee6d690e999cc454d2d3a3b9f65fd05"/>

--- a/docs/content/joins/joins_activity.docx
+++ b/docs/content/joins/joins_activity.docx
@@ -31,7 +31,7 @@
         <w:pStyle w:val="Date"/>
       </w:pPr>
       <w:r>
-        <w:t xml:space="preserve">2026-09-10</w:t>
+        <w:t xml:space="preserve">2026-09-14</w:t>
       </w:r>
     </w:p>
     <w:bookmarkStart w:id="18" w:name="X1c2b58abee6d690e999cc454d2d3a3b9f65fd05"/>

--- a/docs/content/joins/joins_activity.docx
+++ b/docs/content/joins/joins_activity.docx
@@ -7748,7 +7748,6 @@
         <w:bottom w:color="FF0000" w:space="1" w:sz="8" w:val="single"/>
         <w:right w:color="FF0000" w:space="4" w:sz="8" w:val="single"/>
       </w:pBdr>
-      <w:shd w:color="auto" w:fill="auto" w:val="pct15"/>
       <w:spacing w:after="120" w:before="120"/>
       <w:ind w:left="432" w:right="432"/>
     </w:pPr>
@@ -7769,7 +7768,6 @@
         <w:bottom w:color="auto" w:space="1" w:sz="8" w:val="single"/>
         <w:right w:color="auto" w:space="4" w:sz="8" w:val="single"/>
       </w:pBdr>
-      <w:shd w:color="auto" w:fill="auto" w:val="pct15"/>
       <w:spacing w:after="240" w:before="240"/>
       <w:ind w:left="432" w:right="432"/>
     </w:pPr>
@@ -7784,7 +7782,6 @@
     <w:qFormat/>
     <w:rsid w:val="00771E03"/>
     <w:pPr>
-      <w:shd w:color="auto" w:fill="auto" w:val="pct15"/>
       <w:spacing w:after="240" w:before="240"/>
       <w:ind w:left="432" w:right="432"/>
     </w:pPr>

--- a/docs/content/joins/joins_activity.docx
+++ b/docs/content/joins/joins_activity.docx
@@ -31,7 +31,7 @@
         <w:pStyle w:val="Date"/>
       </w:pPr>
       <w:r>
-        <w:t xml:space="preserve">2026-09-14</w:t>
+        <w:t xml:space="preserve">2026-09-21</w:t>
       </w:r>
     </w:p>
     <w:bookmarkStart w:id="18" w:name="X1c2b58abee6d690e999cc454d2d3a3b9f65fd05"/>

--- a/docs/content/joins/joins_activity.docx
+++ b/docs/content/joins/joins_activity.docx
@@ -31,7 +31,7 @@
         <w:pStyle w:val="Date"/>
       </w:pPr>
       <w:r>
-        <w:t xml:space="preserve">2026-09-21</w:t>
+        <w:t xml:space="preserve">2026-09-22</w:t>
       </w:r>
     </w:p>
     <w:bookmarkStart w:id="18" w:name="X1c2b58abee6d690e999cc454d2d3a3b9f65fd05"/>

--- a/docs/content/joins/joins_activity.docx
+++ b/docs/content/joins/joins_activity.docx
@@ -31,7 +31,7 @@
         <w:pStyle w:val="Date"/>
       </w:pPr>
       <w:r>
-        <w:t xml:space="preserve">2026-09-22</w:t>
+        <w:t xml:space="preserve">2026-09-23</w:t>
       </w:r>
     </w:p>
     <w:bookmarkStart w:id="18" w:name="X1c2b58abee6d690e999cc454d2d3a3b9f65fd05"/>

--- a/docs/content/joins/joins_activity.docx
+++ b/docs/content/joins/joins_activity.docx
@@ -7831,6 +7831,252 @@
       <w:spacing w:after="100"/>
     </w:pPr>
   </w:style>
+  <w:style w:styleId="BodyText" w:type="paragraph">
+    <w:name w:val="Body Text"/>
+    <w:basedOn w:val="Normal"/>
+    <w:link w:val="BodyTextChar"/>
+    <w:qFormat/>
+    <w:pPr>
+      <w:spacing w:after="180" w:before="180"/>
+    </w:pPr>
+  </w:style>
+  <w:style w:customStyle="1" w:styleId="FirstParagraph" w:type="paragraph">
+    <w:name w:val="First Paragraph"/>
+    <w:basedOn w:val="BodyText"/>
+    <w:next w:val="BodyText"/>
+    <w:qFormat/>
+  </w:style>
+  <w:style w:customStyle="1" w:styleId="Compact" w:type="paragraph">
+    <w:name w:val="Compact"/>
+    <w:basedOn w:val="BodyText"/>
+    <w:qFormat/>
+    <w:pPr>
+      <w:spacing w:after="36" w:before="36"/>
+    </w:pPr>
+  </w:style>
+  <w:style w:customStyle="1" w:styleId="Author" w:type="paragraph">
+    <w:name w:val="Author"/>
+    <w:basedOn w:val="Title"/>
+    <w:next w:val="BodyText"/>
+    <w:qFormat/>
+    <w:pPr>
+      <w:keepNext/>
+      <w:keepLines/>
+    </w:pPr>
+    <w:rPr>
+      <w:sz w:val="24"/>
+      <w:szCs w:val="24"/>
+    </w:rPr>
+  </w:style>
+  <w:style w:styleId="Date" w:type="paragraph">
+    <w:name w:val="Date"/>
+    <w:basedOn w:val="Title"/>
+    <w:next w:val="BodyText"/>
+    <w:qFormat/>
+    <w:pPr>
+      <w:keepNext/>
+      <w:keepLines/>
+    </w:pPr>
+    <w:rPr>
+      <w:sz w:val="24"/>
+      <w:szCs w:val="24"/>
+    </w:rPr>
+  </w:style>
+  <w:style w:customStyle="1" w:styleId="AbstractTitle" w:type="paragraph">
+    <w:name w:val="Abstract Title"/>
+    <w:basedOn w:val="Normal"/>
+    <w:next w:val="Abstract"/>
+    <w:qFormat/>
+    <w:pPr>
+      <w:keepNext/>
+      <w:keepLines/>
+      <w:spacing w:after="0" w:before="300"/>
+      <w:jc w:val="center"/>
+    </w:pPr>
+    <w:rPr>
+      <w:b/>
+      <w:sz w:val="20"/>
+      <w:szCs w:val="20"/>
+    </w:rPr>
+  </w:style>
+  <w:style w:customStyle="1" w:styleId="Abstract" w:type="paragraph">
+    <w:name w:val="Abstract"/>
+    <w:basedOn w:val="Normal"/>
+    <w:next w:val="BodyText"/>
+    <w:qFormat/>
+    <w:pPr>
+      <w:keepNext/>
+      <w:keepLines/>
+      <w:spacing w:after="300" w:before="100"/>
+    </w:pPr>
+    <w:rPr>
+      <w:sz w:val="20"/>
+      <w:szCs w:val="20"/>
+    </w:rPr>
+  </w:style>
+  <w:style w:styleId="Bibliography" w:type="paragraph">
+    <w:name w:val="Bibliography"/>
+    <w:basedOn w:val="Normal"/>
+    <w:next w:val="Bibliography"/>
+    <w:qFormat/>
+    <w:pPr/>
+    <w:rPr/>
+  </w:style>
+  <w:style w:styleId="BlockText" w:type="paragraph">
+    <w:name w:val="Block Text"/>
+    <w:basedOn w:val="BodyText"/>
+    <w:next w:val="BodyText"/>
+    <w:uiPriority w:val="9"/>
+    <w:unhideWhenUsed/>
+    <w:qFormat/>
+    <w:pPr>
+      <w:spacing w:after="100" w:before="100"/>
+      <w:ind w:firstLine="0" w:left="480" w:right="480"/>
+    </w:pPr>
+  </w:style>
+  <w:style w:styleId="FootnoteText" w:type="paragraph">
+    <w:name w:val="Footnote Text"/>
+    <w:basedOn w:val="Normal"/>
+    <w:next w:val="FootnoteText"/>
+    <w:uiPriority w:val="9"/>
+    <w:unhideWhenUsed/>
+    <w:qFormat/>
+  </w:style>
+  <w:style w:styleId="FootnoteBlockText" w:type="paragraph">
+    <w:name w:val="Footnote Block Text"/>
+    <w:basedOn w:val="FootnoteText"/>
+    <w:next w:val="FootnoteText"/>
+    <w:uiPriority w:val="9"/>
+    <w:unhideWhenUsed/>
+    <w:qFormat/>
+    <w:pPr>
+      <w:spacing w:after="100" w:before="100"/>
+      <w:ind w:firstLine="0" w:left="480" w:right="480"/>
+    </w:pPr>
+  </w:style>
+  <w:style w:styleId="Table" w:type="table">
+    <w:name w:val="Table"/>
+    <w:basedOn w:val="TableNormal"/>
+    <w:semiHidden/>
+    <w:unhideWhenUsed/>
+    <w:qFormat/>
+    <w:tblPr>
+      <w:tblInd w:type="dxa" w:w="0"/>
+      <w:tblCellMar>
+        <w:top w:type="dxa" w:w="0"/>
+        <w:left w:type="dxa" w:w="108"/>
+        <w:bottom w:type="dxa" w:w="0"/>
+        <w:right w:type="dxa" w:w="108"/>
+      </w:tblCellMar>
+    </w:tblPr>
+    <w:tblStylePr w:type="firstRow">
+      <w:tcPr>
+        <w:tcBorders>
+          <w:bottom w:val="single"/>
+        </w:tcBorders>
+        <w:vAlign w:val="bottom"/>
+      </w:tcPr>
+    </w:tblStylePr>
+  </w:style>
+  <w:style w:customStyle="1" w:styleId="DefinitionTerm" w:type="paragraph">
+    <w:name w:val="Definition Term"/>
+    <w:basedOn w:val="Normal"/>
+    <w:next w:val="Definition"/>
+    <w:pPr>
+      <w:keepNext/>
+      <w:keepLines/>
+      <w:spacing w:after="0"/>
+    </w:pPr>
+    <w:rPr>
+      <w:b/>
+    </w:rPr>
+  </w:style>
+  <w:style w:customStyle="1" w:styleId="Definition" w:type="paragraph">
+    <w:name w:val="Definition"/>
+    <w:basedOn w:val="Normal"/>
+  </w:style>
+  <w:style w:styleId="Caption" w:type="paragraph">
+    <w:name w:val="Caption"/>
+    <w:basedOn w:val="Normal"/>
+    <w:link w:val="BodyTextChar"/>
+    <w:pPr>
+      <w:spacing w:after="120" w:before="0"/>
+    </w:pPr>
+    <w:rPr>
+      <w:i/>
+    </w:rPr>
+  </w:style>
+  <w:style w:customStyle="1" w:styleId="TableCaption" w:type="paragraph">
+    <w:name w:val="Table Caption"/>
+    <w:basedOn w:val="Caption"/>
+    <w:pPr>
+      <w:keepNext/>
+    </w:pPr>
+  </w:style>
+  <w:style w:customStyle="1" w:styleId="ImageCaption" w:type="paragraph">
+    <w:name w:val="Image Caption"/>
+    <w:basedOn w:val="Caption"/>
+  </w:style>
+  <w:style w:customStyle="1" w:styleId="Figure" w:type="paragraph">
+    <w:name w:val="Figure"/>
+    <w:basedOn w:val="Normal"/>
+  </w:style>
+  <w:style w:customStyle="1" w:styleId="CaptionedFigure" w:type="paragraph">
+    <w:name w:val="Captioned Figure"/>
+    <w:basedOn w:val="Figure"/>
+    <w:pPr>
+      <w:keepNext/>
+    </w:pPr>
+  </w:style>
+  <w:style w:customStyle="1" w:styleId="BodyTextChar" w:type="character">
+    <w:name w:val="Body Text Char"/>
+    <w:basedOn w:val="DefaultParagraphFont"/>
+    <w:link w:val="BodyText"/>
+  </w:style>
+  <w:style w:customStyle="1" w:styleId="VerbatimChar" w:type="character">
+    <w:name w:val="Verbatim Char"/>
+    <w:basedOn w:val="BodyTextChar"/>
+    <w:rPr>
+      <w:rFonts w:ascii="Consolas" w:hAnsi="Consolas"/>
+      <w:sz w:val="22"/>
+    </w:rPr>
+  </w:style>
+  <w:style w:customStyle="1" w:styleId="SectionNumber" w:type="character">
+    <w:name w:val="Section Number"/>
+    <w:basedOn w:val="BodyTextChar"/>
+  </w:style>
+  <w:style w:styleId="FootnoteReference" w:type="character">
+    <w:name w:val="Footnote Reference"/>
+    <w:basedOn w:val="BodyTextChar"/>
+    <w:rPr>
+      <w:vertAlign w:val="superscript"/>
+    </w:rPr>
+  </w:style>
+  <w:style w:styleId="Hyperlink" w:type="character">
+    <w:name w:val="Hyperlink"/>
+    <w:basedOn w:val="BodyTextChar"/>
+    <w:rPr>
+      <w:color w:themeColor="accent1" w:val="4F81BD"/>
+    </w:rPr>
+  </w:style>
+  <w:style w:styleId="TOCHeading" w:type="paragraph">
+    <w:name w:val="TOC Heading"/>
+    <w:basedOn w:val="Heading1"/>
+    <w:next w:val="BodyText"/>
+    <w:uiPriority w:val="39"/>
+    <w:unhideWhenUsed/>
+    <w:qFormat/>
+    <w:pPr>
+      <w:spacing w:before="240" w:line="259" w:lineRule="auto"/>
+      <w:outlineLvl w:val="9"/>
+    </w:pPr>
+    <w:rPr>
+      <w:rFonts w:asciiTheme="majorHAnsi" w:cstheme="majorBidi" w:eastAsiaTheme="majorEastAsia" w:hAnsiTheme="majorHAnsi"/>
+      <w:b w:val="0"/>
+      <w:bCs w:val="0"/>
+      <w:color w:themeColor="accent1" w:themeShade="BF" w:val="365F91"/>
+    </w:rPr>
+  </w:style>
   <w:style w:type="character" w:customStyle="1" w:styleId="KeywordTok">
     <w:name w:val="KeywordTok"/>
     <w:basedOn w:val="VerbatimChar"/>

--- a/docs/content/joins/joins_activity.docx
+++ b/docs/content/joins/joins_activity.docx
@@ -6357,7 +6357,7 @@
     <w:bookmarkEnd w:id="46"/>
     <w:sectPr>
       <w:pgSz w:h="15840" w:w="12240"/>
-      <w:pgMar w:bottom="1440" w:footer="720" w:gutter="0" w:header="720" w:left="1440" w:right="1440" w:top="1440"/>
+      <w:pgMar w:bottom="720" w:footer="432" w:gutter="0" w:header="432" w:left="720" w:right="1008" w:top="720"/>
       <w:cols w:space="720"/>
       <w:docGrid w:linePitch="360"/>
     </w:sectPr>
@@ -6830,7 +6830,11 @@
         <w14:ligatures w14:val="standardContextual"/>
       </w:rPr>
     </w:rPrDefault>
-    <w:pPrDefault/>
+    <w:pPrDefault>
+      <w:pPr>
+        <w:spacing w:after="0" w:before="0" w:line="240" w:lineRule="auto"/>
+      </w:pPr>
+    </w:pPrDefault>
   </w:docDefaults>
   <w:latentStyles w:count="376" w:defLockedState="0" w:defQFormat="0" w:defSemiHidden="0" w:defUIPriority="99" w:defUnhideWhenUsed="0">
     <w:lsdException w:name="Normal" w:qFormat="1" w:uiPriority="0"/>
@@ -7630,7 +7634,7 @@
     <w:qFormat/>
     <w:rsid w:val="00AF5CF1"/>
     <w:pPr>
-      <w:spacing w:after="160" w:before="160"/>
+      <w:spacing w:after="0" w:before="0"/>
       <w:jc w:val="center"/>
     </w:pPr>
     <w:rPr>
@@ -7748,7 +7752,7 @@
         <w:bottom w:color="FF0000" w:space="1" w:sz="8" w:val="single"/>
         <w:right w:color="FF0000" w:space="4" w:sz="8" w:val="single"/>
       </w:pBdr>
-      <w:spacing w:after="120" w:before="120"/>
+      <w:spacing w:after="40" w:before="40"/>
       <w:ind w:left="432" w:right="432"/>
     </w:pPr>
     <w:rPr>
@@ -7768,7 +7772,7 @@
         <w:bottom w:color="auto" w:space="1" w:sz="8" w:val="single"/>
         <w:right w:color="auto" w:space="4" w:sz="8" w:val="single"/>
       </w:pBdr>
-      <w:spacing w:after="240" w:before="240"/>
+      <w:spacing w:after="40" w:before="40"/>
       <w:ind w:left="432" w:right="432"/>
     </w:pPr>
     <w:rPr>
@@ -7782,7 +7786,7 @@
     <w:qFormat/>
     <w:rsid w:val="00771E03"/>
     <w:pPr>
-      <w:spacing w:after="240" w:before="240"/>
+      <w:spacing w:after="40" w:before="40"/>
       <w:ind w:left="432" w:right="432"/>
     </w:pPr>
     <w:rPr>
@@ -7828,7 +7832,7 @@
     <w:unhideWhenUsed/>
     <w:rsid w:val="00322D32"/>
     <w:pPr>
-      <w:spacing w:after="100"/>
+      <w:spacing w:after="0" w:before="0"/>
     </w:pPr>
   </w:style>
   <w:style w:styleId="BodyText" w:type="paragraph">
@@ -7837,7 +7841,7 @@
     <w:link w:val="BodyTextChar"/>
     <w:qFormat/>
     <w:pPr>
-      <w:spacing w:after="180" w:before="180"/>
+      <w:spacing w:after="0" w:before="0"/>
     </w:pPr>
   </w:style>
   <w:style w:customStyle="1" w:styleId="FirstParagraph" w:type="paragraph">
@@ -7845,13 +7849,16 @@
     <w:basedOn w:val="BodyText"/>
     <w:next w:val="BodyText"/>
     <w:qFormat/>
+    <w:pPr>
+      <w:spacing w:after="0" w:before="0"/>
+    </w:pPr>
   </w:style>
   <w:style w:customStyle="1" w:styleId="Compact" w:type="paragraph">
     <w:name w:val="Compact"/>
     <w:basedOn w:val="BodyText"/>
     <w:qFormat/>
     <w:pPr>
-      <w:spacing w:after="36" w:before="36"/>
+      <w:spacing w:after="0" w:before="0"/>
     </w:pPr>
   </w:style>
   <w:style w:customStyle="1" w:styleId="Author" w:type="paragraph">
@@ -7930,7 +7937,7 @@
     <w:unhideWhenUsed/>
     <w:qFormat/>
     <w:pPr>
-      <w:spacing w:after="100" w:before="100"/>
+      <w:spacing w:after="0" w:before="0"/>
       <w:ind w:firstLine="0" w:left="480" w:right="480"/>
     </w:pPr>
   </w:style>
@@ -8000,7 +8007,7 @@
     <w:basedOn w:val="Normal"/>
     <w:link w:val="BodyTextChar"/>
     <w:pPr>
-      <w:spacing w:after="120" w:before="0"/>
+      <w:spacing w:after="0" w:before="0"/>
     </w:pPr>
     <w:rPr>
       <w:i/>
@@ -8010,21 +8017,29 @@
     <w:name w:val="Table Caption"/>
     <w:basedOn w:val="Caption"/>
     <w:pPr>
+      <w:spacing w:after="0" w:before="0"/>
       <w:keepNext/>
     </w:pPr>
   </w:style>
   <w:style w:customStyle="1" w:styleId="ImageCaption" w:type="paragraph">
     <w:name w:val="Image Caption"/>
     <w:basedOn w:val="Caption"/>
+    <w:pPr>
+      <w:spacing w:after="0" w:before="0"/>
+    </w:pPr>
   </w:style>
   <w:style w:customStyle="1" w:styleId="Figure" w:type="paragraph">
     <w:name w:val="Figure"/>
     <w:basedOn w:val="Normal"/>
+    <w:pPr>
+      <w:spacing w:after="0" w:before="0"/>
+    </w:pPr>
   </w:style>
   <w:style w:customStyle="1" w:styleId="CaptionedFigure" w:type="paragraph">
     <w:name w:val="Captioned Figure"/>
     <w:basedOn w:val="Figure"/>
     <w:pPr>
+      <w:spacing w:after="0" w:before="0"/>
       <w:keepNext/>
     </w:pPr>
   </w:style>
@@ -8037,8 +8052,8 @@
     <w:name w:val="Verbatim Char"/>
     <w:basedOn w:val="BodyTextChar"/>
     <w:rPr>
-      <w:rFonts w:ascii="Consolas" w:hAnsi="Consolas"/>
-      <w:sz w:val="22"/>
+      <w:rFonts w:ascii="Courier New" w:cs="Courier New" w:hAnsi="Courier New"/>
+      <w:sz w:val="20"/>
     </w:rPr>
   </w:style>
   <w:style w:customStyle="1" w:styleId="SectionNumber" w:type="character">

--- a/docs/content/joins/joins_activity.docx
+++ b/docs/content/joins/joins_activity.docx
@@ -1189,10 +1189,13 @@
         <w:t xml:space="preserve">%&gt;%</w:t>
       </w:r>
       <w:r>
-        <w:rPr>
-          <w:rStyle w:val="NormalTok"/>
-        </w:rPr>
-        <w:t xml:space="preserve"> </w:t>
+        <w:br/>
+      </w:r>
+      <w:r>
+        <w:rPr>
+          <w:rStyle w:val="NormalTok"/>
+        </w:rPr>
+        <w:t xml:space="preserve">  </w:t>
       </w:r>
       <w:r>
         <w:rPr>
@@ -1234,10 +1237,13 @@
         <w:t xml:space="preserve">%&gt;%</w:t>
       </w:r>
       <w:r>
-        <w:rPr>
-          <w:rStyle w:val="NormalTok"/>
-        </w:rPr>
-        <w:t xml:space="preserve"> </w:t>
+        <w:br/>
+      </w:r>
+      <w:r>
+        <w:rPr>
+          <w:rStyle w:val="NormalTok"/>
+        </w:rPr>
+        <w:t xml:space="preserve">  </w:t>
       </w:r>
       <w:r>
         <w:rPr>
@@ -1347,7 +1353,16 @@
         <w:rPr>
           <w:rStyle w:val="VerbatimChar"/>
         </w:rPr>
-        <w:t xml:space="preserve">Both tables ALSO have a `site` column — do those mean the same thing? (look again)</w:t>
+        <w:t xml:space="preserve">Both tables ALSO have a `site` column — do</w:t>
+      </w:r>
+      <w:r>
+        <w:br/>
+      </w:r>
+      <w:r>
+        <w:rPr>
+          <w:rStyle w:val="VerbatimChar"/>
+        </w:rPr>
+        <w:t xml:space="preserve">those mean the same thing? (look again)</w:t>
       </w:r>
     </w:p>
     <w:p>
@@ -1387,7 +1402,16 @@
         <w:rPr>
           <w:rStyle w:val="CommentTok"/>
         </w:rPr>
-        <w:t xml:space="preserve"># The capture key is lowercase ("f07"); the individual key is "F07" ----</w:t>
+        <w:t xml:space="preserve"># The capture key is lowercase ("f07");</w:t>
+      </w:r>
+      <w:r>
+        <w:br/>
+      </w:r>
+      <w:r>
+        <w:rPr>
+          <w:rStyle w:val="CommentTok"/>
+        </w:rPr>
+        <w:t xml:space="preserve"># the individual key is "F07" ----</w:t>
       </w:r>
       <w:r>
         <w:br/>
@@ -1980,7 +2004,22 @@
         <w:rPr>
           <w:rStyle w:val="CommentTok"/>
         </w:rPr>
-        <w:t xml:space="preserve"># capture events we can't attribute</w:t>
+        <w:t xml:space="preserve"># capture events we</w:t>
+      </w:r>
+      <w:r>
+        <w:br/>
+      </w:r>
+      <w:r>
+        <w:rPr>
+          <w:rStyle w:val="NormalTok"/>
+        </w:rPr>
+        <w:t xml:space="preserve">                                     </w:t>
+      </w:r>
+      <w:r>
+        <w:rPr>
+          <w:rStyle w:val="CommentTok"/>
+        </w:rPr>
+        <w:t xml:space="preserve"># can't attribute</w:t>
       </w:r>
     </w:p>
     <w:p>
@@ -2487,7 +2526,16 @@
         <w:rPr>
           <w:rStyle w:val="NormalTok"/>
         </w:rPr>
-        <w:t xml:space="preserve">(capture_event, animal_id, capture_date, sex, age_class) </w:t>
+        <w:t xml:space="preserve">(capture_event, animal_id, capture_date, sex,</w:t>
+      </w:r>
+      <w:r>
+        <w:br/>
+      </w:r>
+      <w:r>
+        <w:rPr>
+          <w:rStyle w:val="NormalTok"/>
+        </w:rPr>
+        <w:t xml:space="preserve">         age_class) </w:t>
       </w:r>
       <w:r>
         <w:rPr>
@@ -3063,7 +3111,16 @@
         <w:rPr>
           <w:rStyle w:val="VerbatimChar"/>
         </w:rPr>
-        <w:t xml:space="preserve">Why does full have MORE rows than left? (which fishers does it add back?)</w:t>
+        <w:t xml:space="preserve">Why does full have MORE rows than left?</w:t>
+      </w:r>
+      <w:r>
+        <w:br/>
+      </w:r>
+      <w:r>
+        <w:rPr>
+          <w:rStyle w:val="VerbatimChar"/>
+        </w:rPr>
+        <w:t xml:space="preserve">(which fishers does it add back?)</w:t>
       </w:r>
     </w:p>
     <w:p>
@@ -3151,7 +3208,16 @@
         <w:rPr>
           <w:rStyle w:val="VerbatimChar"/>
         </w:rPr>
-        <w:t xml:space="preserve">Which fishers does full_join ADD that neither inner nor left includes?</w:t>
+        <w:t xml:space="preserve">Which fishers does full_join ADD that</w:t>
+      </w:r>
+      <w:r>
+        <w:br/>
+      </w:r>
+      <w:r>
+        <w:rPr>
+          <w:rStyle w:val="VerbatimChar"/>
+        </w:rPr>
+        <w:t xml:space="preserve">neither inner nor left includes?</w:t>
       </w:r>
     </w:p>
     <w:p>
@@ -3583,7 +3649,16 @@
         <w:rPr>
           <w:rStyle w:val="CommentTok"/>
         </w:rPr>
-        <w:t xml:space="preserve"># (b) released fishers with no capture record — anti_join the OTHER direction</w:t>
+        <w:t xml:space="preserve"># (b) released fishers with no capture</w:t>
+      </w:r>
+      <w:r>
+        <w:br/>
+      </w:r>
+      <w:r>
+        <w:rPr>
+          <w:rStyle w:val="CommentTok"/>
+        </w:rPr>
+        <w:t xml:space="preserve"># record — anti_join the OTHER direction</w:t>
       </w:r>
       <w:r>
         <w:br/>
@@ -4036,7 +4111,16 @@
         <w:rPr>
           <w:rStyle w:val="VerbatimChar"/>
         </w:rPr>
-        <w:t xml:space="preserve">recaptured rows + never_seen rows should equal nrow(individuals_df) — does it?</w:t>
+        <w:t xml:space="preserve">recaptured rows + never_seen rows should</w:t>
+      </w:r>
+      <w:r>
+        <w:br/>
+      </w:r>
+      <w:r>
+        <w:rPr>
+          <w:rStyle w:val="VerbatimChar"/>
+        </w:rPr>
+        <w:t xml:space="preserve">equal nrow(individuals_df) — does it?</w:t>
       </w:r>
     </w:p>
     <w:p>
@@ -4076,7 +4160,16 @@
         <w:rPr>
           <w:rStyle w:val="CommentTok"/>
         </w:rPr>
-        <w:t xml:space="preserve"># Every KNOWN-individual capture, with the fisher's attributes attached ---</w:t>
+        <w:t xml:space="preserve"># Every KNOWN-individual capture, with</w:t>
+      </w:r>
+      <w:r>
+        <w:br/>
+      </w:r>
+      <w:r>
+        <w:rPr>
+          <w:rStyle w:val="CommentTok"/>
+        </w:rPr>
+        <w:t xml:space="preserve"># the fisher's attributes attached ---</w:t>
       </w:r>
       <w:r>
         <w:br/>
@@ -4124,7 +4217,16 @@
         <w:rPr>
           <w:rStyle w:val="NormalTok"/>
         </w:rPr>
-        <w:t xml:space="preserve">(individuals_df, </w:t>
+        <w:t xml:space="preserve">(individuals_df,</w:t>
+      </w:r>
+      <w:r>
+        <w:br/>
+      </w:r>
+      <w:r>
+        <w:rPr>
+          <w:rStyle w:val="NormalTok"/>
+        </w:rPr>
+        <w:t xml:space="preserve">             </w:t>
       </w:r>
       <w:r>
         <w:rPr>
@@ -4214,6 +4316,15 @@
         <w:t xml:space="preserve">(</w:t>
       </w:r>
       <w:r>
+        <w:br/>
+      </w:r>
+      <w:r>
+        <w:rPr>
+          <w:rStyle w:val="NormalTok"/>
+        </w:rPr>
+        <w:t xml:space="preserve">    </w:t>
+      </w:r>
+      <w:r>
         <w:rPr>
           <w:rStyle w:val="AttributeTok"/>
         </w:rPr>
@@ -4235,7 +4346,16 @@
         <w:rPr>
           <w:rStyle w:val="NormalTok"/>
         </w:rPr>
-        <w:t xml:space="preserve">(capture_date </w:t>
+        <w:t xml:space="preserve">(</w:t>
+      </w:r>
+      <w:r>
+        <w:br/>
+      </w:r>
+      <w:r>
+        <w:rPr>
+          <w:rStyle w:val="NormalTok"/>
+        </w:rPr>
+        <w:t xml:space="preserve">      capture_date </w:t>
       </w:r>
       <w:r>
         <w:rPr>
@@ -4274,7 +4394,16 @@
         <w:rPr>
           <w:rStyle w:val="NormalTok"/>
         </w:rPr>
-        <w:t xml:space="preserve">(animal_id, sex, age_class, capture_date, days_since_release,</w:t>
+        <w:t xml:space="preserve">(animal_id, sex, age_class, capture_date,</w:t>
+      </w:r>
+      <w:r>
+        <w:br/>
+      </w:r>
+      <w:r>
+        <w:rPr>
+          <w:rStyle w:val="NormalTok"/>
+        </w:rPr>
+        <w:t xml:space="preserve">         days_since_release,</w:t>
       </w:r>
       <w:r>
         <w:br/>
@@ -4785,7 +4914,16 @@
         <w:rPr>
           <w:rStyle w:val="NormalTok"/>
         </w:rPr>
-        <w:t xml:space="preserve">(individuals_df, </w:t>
+        <w:t xml:space="preserve">(individuals_df,</w:t>
+      </w:r>
+      <w:r>
+        <w:br/>
+      </w:r>
+      <w:r>
+        <w:rPr>
+          <w:rStyle w:val="NormalTok"/>
+        </w:rPr>
+        <w:t xml:space="preserve">             </w:t>
       </w:r>
       <w:r>
         <w:rPr>
@@ -5040,7 +5178,16 @@
         <w:rPr>
           <w:rStyle w:val="NormalTok"/>
         </w:rPr>
-        <w:t xml:space="preserve">(individuals_df, </w:t>
+        <w:t xml:space="preserve">(individuals_df,</w:t>
+      </w:r>
+      <w:r>
+        <w:br/>
+      </w:r>
+      <w:r>
+        <w:rPr>
+          <w:rStyle w:val="NormalTok"/>
+        </w:rPr>
+        <w:t xml:space="preserve">            </w:t>
       </w:r>
       <w:r>
         <w:rPr>
@@ -5586,6 +5733,15 @@
       </w:r>
       <w:r>
         <w:rPr>
+          <w:rStyle w:val="CommentTok"/>
+        </w:rPr>
+        <w:t xml:space="preserve"># % of events we can attribute</w:t>
+      </w:r>
+      <w:r>
+        <w:br/>
+      </w:r>
+      <w:r>
+        <w:rPr>
           <w:rStyle w:val="DecValTok"/>
         </w:rPr>
         <w:t xml:space="preserve">100</w:t>
@@ -5666,13 +5822,103 @@
         <w:rPr>
           <w:rStyle w:val="NormalTok"/>
         </w:rPr>
-        <w:t xml:space="preserve">(captures_df))   </w:t>
+        <w:t xml:space="preserve">(captures_df))</w:t>
+      </w:r>
+      <w:r>
+        <w:br/>
+      </w:r>
+      <w:r>
+        <w:br/>
       </w:r>
       <w:r>
         <w:rPr>
           <w:rStyle w:val="CommentTok"/>
         </w:rPr>
-        <w:t xml:space="preserve"># % of events we can attribute</w:t>
+        <w:t xml:space="preserve"># Released fishers never recaptured</w:t>
+      </w:r>
+      <w:r>
+        <w:br/>
+      </w:r>
+      <w:r>
+        <w:rPr>
+          <w:rStyle w:val="FunctionTok"/>
+        </w:rPr>
+        <w:t xml:space="preserve">anti_join</w:t>
+      </w:r>
+      <w:r>
+        <w:rPr>
+          <w:rStyle w:val="NormalTok"/>
+        </w:rPr>
+        <w:t xml:space="preserve">(individuals_df, captures_df,</w:t>
+      </w:r>
+      <w:r>
+        <w:br/>
+      </w:r>
+      <w:r>
+        <w:rPr>
+          <w:rStyle w:val="NormalTok"/>
+        </w:rPr>
+        <w:t xml:space="preserve">          </w:t>
+      </w:r>
+      <w:r>
+        <w:rPr>
+          <w:rStyle w:val="AttributeTok"/>
+        </w:rPr>
+        <w:t xml:space="preserve">by =</w:t>
+      </w:r>
+      <w:r>
+        <w:rPr>
+          <w:rStyle w:val="NormalTok"/>
+        </w:rPr>
+        <w:t xml:space="preserve"> </w:t>
+      </w:r>
+      <w:r>
+        <w:rPr>
+          <w:rStyle w:val="FunctionTok"/>
+        </w:rPr>
+        <w:t xml:space="preserve">c</w:t>
+      </w:r>
+      <w:r>
+        <w:rPr>
+          <w:rStyle w:val="NormalTok"/>
+        </w:rPr>
+        <w:t xml:space="preserve">(</w:t>
+      </w:r>
+      <w:r>
+        <w:rPr>
+          <w:rStyle w:val="StringTok"/>
+        </w:rPr>
+        <w:t xml:space="preserve">"fisher_id"</w:t>
+      </w:r>
+      <w:r>
+        <w:rPr>
+          <w:rStyle w:val="NormalTok"/>
+        </w:rPr>
+        <w:t xml:space="preserve"> </w:t>
+      </w:r>
+      <w:r>
+        <w:rPr>
+          <w:rStyle w:val="OtherTok"/>
+        </w:rPr>
+        <w:t xml:space="preserve">=</w:t>
+      </w:r>
+      <w:r>
+        <w:rPr>
+          <w:rStyle w:val="NormalTok"/>
+        </w:rPr>
+        <w:t xml:space="preserve"> </w:t>
+      </w:r>
+      <w:r>
+        <w:rPr>
+          <w:rStyle w:val="StringTok"/>
+        </w:rPr>
+        <w:t xml:space="preserve">"animal_id"</w:t>
+      </w:r>
+      <w:r>
+        <w:rPr>
+          <w:rStyle w:val="NormalTok"/>
+        </w:rPr>
+        <w:t xml:space="preserve">))</w:t>
       </w:r>
       <w:r>
         <w:br/>
@@ -5684,7 +5930,16 @@
         <w:rPr>
           <w:rStyle w:val="CommentTok"/>
         </w:rPr>
-        <w:t xml:space="preserve"># Released fishers never recaptured</w:t>
+        <w:t xml:space="preserve"># The wrong join: no `by =` at all</w:t>
+      </w:r>
+      <w:r>
+        <w:br/>
+      </w:r>
+      <w:r>
+        <w:rPr>
+          <w:rStyle w:val="CommentTok"/>
+        </w:rPr>
+        <w:t xml:space="preserve"># what does dplyr say it joined on?</w:t>
       </w:r>
       <w:r>
         <w:br/>
@@ -5693,106 +5948,13 @@
         <w:rPr>
           <w:rStyle w:val="FunctionTok"/>
         </w:rPr>
-        <w:t xml:space="preserve">anti_join</w:t>
-      </w:r>
-      <w:r>
-        <w:rPr>
-          <w:rStyle w:val="NormalTok"/>
-        </w:rPr>
-        <w:t xml:space="preserve">(individuals_df, captures_df, </w:t>
-      </w:r>
-      <w:r>
-        <w:rPr>
-          <w:rStyle w:val="AttributeTok"/>
-        </w:rPr>
-        <w:t xml:space="preserve">by =</w:t>
-      </w:r>
-      <w:r>
-        <w:rPr>
-          <w:rStyle w:val="NormalTok"/>
-        </w:rPr>
-        <w:t xml:space="preserve"> </w:t>
-      </w:r>
-      <w:r>
-        <w:rPr>
-          <w:rStyle w:val="FunctionTok"/>
-        </w:rPr>
-        <w:t xml:space="preserve">c</w:t>
-      </w:r>
-      <w:r>
-        <w:rPr>
-          <w:rStyle w:val="NormalTok"/>
-        </w:rPr>
-        <w:t xml:space="preserve">(</w:t>
-      </w:r>
-      <w:r>
-        <w:rPr>
-          <w:rStyle w:val="StringTok"/>
-        </w:rPr>
-        <w:t xml:space="preserve">"fisher_id"</w:t>
-      </w:r>
-      <w:r>
-        <w:rPr>
-          <w:rStyle w:val="NormalTok"/>
-        </w:rPr>
-        <w:t xml:space="preserve"> </w:t>
-      </w:r>
-      <w:r>
-        <w:rPr>
-          <w:rStyle w:val="OtherTok"/>
-        </w:rPr>
-        <w:t xml:space="preserve">=</w:t>
-      </w:r>
-      <w:r>
-        <w:rPr>
-          <w:rStyle w:val="NormalTok"/>
-        </w:rPr>
-        <w:t xml:space="preserve"> </w:t>
-      </w:r>
-      <w:r>
-        <w:rPr>
-          <w:rStyle w:val="StringTok"/>
-        </w:rPr>
-        <w:t xml:space="preserve">"animal_id"</w:t>
-      </w:r>
-      <w:r>
-        <w:rPr>
-          <w:rStyle w:val="NormalTok"/>
-        </w:rPr>
-        <w:t xml:space="preserve">))</w:t>
-      </w:r>
-      <w:r>
-        <w:br/>
-      </w:r>
-      <w:r>
-        <w:br/>
-      </w:r>
-      <w:r>
-        <w:rPr>
-          <w:rStyle w:val="CommentTok"/>
-        </w:rPr>
-        <w:t xml:space="preserve"># The wrong join: no `by =` at all</w:t>
-      </w:r>
-      <w:r>
-        <w:br/>
-      </w:r>
-      <w:r>
-        <w:rPr>
-          <w:rStyle w:val="FunctionTok"/>
-        </w:rPr>
         <w:t xml:space="preserve">left_join</w:t>
       </w:r>
       <w:r>
         <w:rPr>
           <w:rStyle w:val="NormalTok"/>
         </w:rPr>
-        <w:t xml:space="preserve">(captures_df, individuals_df)        </w:t>
-      </w:r>
-      <w:r>
-        <w:rPr>
-          <w:rStyle w:val="CommentTok"/>
-        </w:rPr>
-        <w:t xml:space="preserve"># what does dplyr say it joined on?</w:t>
+        <w:t xml:space="preserve">(captures_df, individuals_df)</w:t>
       </w:r>
     </w:p>
     <w:p>

--- a/docs/content/joins/joins_activity.docx
+++ b/docs/content/joins/joins_activity.docx
@@ -31,7 +31,7 @@
         <w:pStyle w:val="Date"/>
       </w:pPr>
       <w:r>
-        <w:t xml:space="preserve">2026-09-23</w:t>
+        <w:t xml:space="preserve">2026-09-24</w:t>
       </w:r>
     </w:p>
     <w:bookmarkStart w:id="18" w:name="X1c2b58abee6d690e999cc454d2d3a3b9f65fd05"/>

--- a/docs/content/joins/joins_activity.docx
+++ b/docs/content/joins/joins_activity.docx
@@ -31,7 +31,7 @@
         <w:pStyle w:val="Date"/>
       </w:pPr>
       <w:r>
-        <w:t xml:space="preserve">2026-09-24</w:t>
+        <w:t xml:space="preserve">2026-09-29</w:t>
       </w:r>
     </w:p>
     <w:bookmarkStart w:id="18" w:name="X1c2b58abee6d690e999cc454d2d3a3b9f65fd05"/>

--- a/docs/content/joins/joins_activity.docx
+++ b/docs/content/joins/joins_activity.docx
@@ -31,7 +31,7 @@
         <w:pStyle w:val="Date"/>
       </w:pPr>
       <w:r>
-        <w:t xml:space="preserve">2026-09-29</w:t>
+        <w:t xml:space="preserve">2026-10-01</w:t>
       </w:r>
     </w:p>
     <w:bookmarkStart w:id="18" w:name="X1c2b58abee6d690e999cc454d2d3a3b9f65fd05"/>

--- a/docs/content/joins/joins_activity.docx
+++ b/docs/content/joins/joins_activity.docx
@@ -31,7 +31,7 @@
         <w:pStyle w:val="Date"/>
       </w:pPr>
       <w:r>
-        <w:t xml:space="preserve">2026-10-01</w:t>
+        <w:t xml:space="preserve">2026-10-05</w:t>
       </w:r>
     </w:p>
     <w:bookmarkStart w:id="18" w:name="X1c2b58abee6d690e999cc454d2d3a3b9f65fd05"/>
@@ -89,7 +89,7 @@
                     <a:graphicData uri="http://schemas.openxmlformats.org/drawingml/2006/picture">
                       <pic:pic>
                         <pic:nvPicPr>
-                          <pic:cNvPr descr="/Applications/Positron.app/Contents/Resources/app/quarto/share/formats/docx/note.png" id="11" name="Picture"/>
+                          <pic:cNvPr descr="/opt/quarto/share/formats/docx/note.png" id="11" name="Picture"/>
                           <pic:cNvPicPr>
                             <a:picLocks noChangeArrowheads="1" noChangeAspect="1"/>
                           </pic:cNvPicPr>
@@ -737,7 +737,7 @@
                     <a:graphicData uri="http://schemas.openxmlformats.org/drawingml/2006/picture">
                       <pic:pic>
                         <pic:nvPicPr>
-                          <pic:cNvPr descr="/Applications/Positron.app/Contents/Resources/app/quarto/share/formats/docx/note.png" id="15" name="Picture"/>
+                          <pic:cNvPr descr="/opt/quarto/share/formats/docx/note.png" id="15" name="Picture"/>
                           <pic:cNvPicPr>
                             <a:picLocks noChangeArrowheads="1" noChangeAspect="1"/>
                           </pic:cNvPicPr>
@@ -5478,7 +5478,7 @@
                     <a:graphicData uri="http://schemas.openxmlformats.org/drawingml/2006/picture">
                       <pic:pic>
                         <pic:nvPicPr>
-                          <pic:cNvPr descr="/Applications/Positron.app/Contents/Resources/app/quarto/share/formats/docx/important.png" id="40" name="Picture"/>
+                          <pic:cNvPr descr="/opt/quarto/share/formats/docx/important.png" id="40" name="Picture"/>
                           <pic:cNvPicPr>
                             <a:picLocks noChangeArrowheads="1" noChangeAspect="1"/>
                           </pic:cNvPicPr>

--- a/docs/content/joins/joins_activity.docx
+++ b/docs/content/joins/joins_activity.docx
@@ -31,7 +31,7 @@
         <w:pStyle w:val="Date"/>
       </w:pPr>
       <w:r>
-        <w:t xml:space="preserve">2026-10-05</w:t>
+        <w:t xml:space="preserve">2026-10-08</w:t>
       </w:r>
     </w:p>
     <w:bookmarkStart w:id="18" w:name="X1c2b58abee6d690e999cc454d2d3a3b9f65fd05"/>
@@ -89,7 +89,7 @@
                     <a:graphicData uri="http://schemas.openxmlformats.org/drawingml/2006/picture">
                       <pic:pic>
                         <pic:nvPicPr>
-                          <pic:cNvPr descr="/opt/quarto/share/formats/docx/note.png" id="11" name="Picture"/>
+                          <pic:cNvPr descr="/Applications/Positron.app/Contents/Resources/app/quarto/share/formats/docx/note.png" id="11" name="Picture"/>
                           <pic:cNvPicPr>
                             <a:picLocks noChangeArrowheads="1" noChangeAspect="1"/>
                           </pic:cNvPicPr>
@@ -737,7 +737,7 @@
                     <a:graphicData uri="http://schemas.openxmlformats.org/drawingml/2006/picture">
                       <pic:pic>
                         <pic:nvPicPr>
-                          <pic:cNvPr descr="/opt/quarto/share/formats/docx/note.png" id="15" name="Picture"/>
+                          <pic:cNvPr descr="/Applications/Positron.app/Contents/Resources/app/quarto/share/formats/docx/note.png" id="15" name="Picture"/>
                           <pic:cNvPicPr>
                             <a:picLocks noChangeArrowheads="1" noChangeAspect="1"/>
                           </pic:cNvPicPr>
@@ -5478,7 +5478,7 @@
                     <a:graphicData uri="http://schemas.openxmlformats.org/drawingml/2006/picture">
                       <pic:pic>
                         <pic:nvPicPr>
-                          <pic:cNvPr descr="/opt/quarto/share/formats/docx/important.png" id="40" name="Picture"/>
+                          <pic:cNvPr descr="/Applications/Positron.app/Contents/Resources/app/quarto/share/formats/docx/important.png" id="40" name="Picture"/>
                           <pic:cNvPicPr>
                             <a:picLocks noChangeArrowheads="1" noChangeAspect="1"/>
                           </pic:cNvPicPr>

--- a/docs/content/joins/joins_activity.docx
+++ b/docs/content/joins/joins_activity.docx
@@ -31,7 +31,7 @@
         <w:pStyle w:val="Date"/>
       </w:pPr>
       <w:r>
-        <w:t xml:space="preserve">2026-10-08</w:t>
+        <w:t xml:space="preserve">2026-10-09</w:t>
       </w:r>
     </w:p>
     <w:bookmarkStart w:id="18" w:name="X1c2b58abee6d690e999cc454d2d3a3b9f65fd05"/>

--- a/docs/content/joins/joins_activity.docx
+++ b/docs/content/joins/joins_activity.docx
@@ -411,18 +411,6 @@
         </w:numPr>
       </w:pPr>
       <w:r>
-        <w:t xml:space="preserve">Recognize the accidental-key join — the bug that runs without an error</w:t>
-      </w:r>
-    </w:p>
-    <w:p>
-      <w:pPr>
-        <w:pStyle w:val="Compact"/>
-        <w:numPr>
-          <w:ilvl w:val="0"/>
-          <w:numId w:val="1001"/>
-        </w:numPr>
-      </w:pPr>
-      <w:r>
         <w:t xml:space="preserve">Build one analysis-ready table</w:t>
       </w:r>
     </w:p>
@@ -1951,7 +1939,7 @@
         <w:pStyle w:val="BlockText"/>
       </w:pPr>
       <w:r>
-        <w:t xml:space="preserve">Parts 4–6: the left join and the accidental-key trap.</w:t>
+        <w:t xml:space="preserve">Parts 4–5: the left join.</w:t>
       </w:r>
     </w:p>
     <w:bookmarkEnd w:id="31"/>
@@ -2221,13 +2209,13 @@
       </w:r>
     </w:p>
     <w:bookmarkEnd w:id="32"/>
-    <w:bookmarkStart w:id="33" w:name="part-5-the-accidental-key-trap"/>
+    <w:bookmarkStart w:id="34" w:name="part-5-name-the-key-every-time"/>
     <w:p>
       <w:pPr>
         <w:pStyle w:val="Heading1"/>
       </w:pPr>
       <w:r>
-        <w:t xml:space="preserve">Part 5 · The accidental-key trap</w:t>
+        <w:t xml:space="preserve">Part 5 · Name the key every time</w:t>
       </w:r>
     </w:p>
     <w:p>
@@ -2235,7 +2223,93 @@
         <w:pStyle w:val="FirstParagraph"/>
       </w:pPr>
       <w:r>
-        <w:t xml:space="preserve">Run the same join again, on purpose, with</w:t>
+        <w:t xml:space="preserve">Redo the Part 4 join and</w:t>
+      </w:r>
+      <w:r>
+        <w:t xml:space="preserve"> </w:t>
+      </w:r>
+      <w:r>
+        <w:rPr>
+          <w:rStyle w:val="VerbatimChar"/>
+        </w:rPr>
+        <w:t xml:space="preserve">select()</w:t>
+      </w:r>
+      <w:r>
+        <w:t xml:space="preserve"> </w:t>
+      </w:r>
+      <w:r>
+        <w:t xml:space="preserve">down to</w:t>
+      </w:r>
+      <w:r>
+        <w:t xml:space="preserve"> </w:t>
+      </w:r>
+      <w:r>
+        <w:rPr>
+          <w:rStyle w:val="VerbatimChar"/>
+        </w:rPr>
+        <w:t xml:space="preserve">capture_event</w:t>
+      </w:r>
+      <w:r>
+        <w:t xml:space="preserve">,</w:t>
+      </w:r>
+      <w:r>
+        <w:t xml:space="preserve"> </w:t>
+      </w:r>
+      <w:r>
+        <w:rPr>
+          <w:rStyle w:val="VerbatimChar"/>
+        </w:rPr>
+        <w:t xml:space="preserve">animal_id</w:t>
+      </w:r>
+      <w:r>
+        <w:t xml:space="preserve">,</w:t>
+      </w:r>
+      <w:r>
+        <w:t xml:space="preserve"> </w:t>
+      </w:r>
+      <w:r>
+        <w:rPr>
+          <w:rStyle w:val="VerbatimChar"/>
+        </w:rPr>
+        <w:t xml:space="preserve">capture_date</w:t>
+      </w:r>
+      <w:r>
+        <w:t xml:space="preserve">,</w:t>
+      </w:r>
+      <w:r>
+        <w:t xml:space="preserve"> </w:t>
+      </w:r>
+      <w:r>
+        <w:rPr>
+          <w:rStyle w:val="VerbatimChar"/>
+        </w:rPr>
+        <w:t xml:space="preserve">sex</w:t>
+      </w:r>
+      <w:r>
+        <w:t xml:space="preserve">, and</w:t>
+      </w:r>
+      <w:r>
+        <w:t xml:space="preserve"> </w:t>
+      </w:r>
+      <w:r>
+        <w:rPr>
+          <w:rStyle w:val="VerbatimChar"/>
+        </w:rPr>
+        <w:t xml:space="preserve">age_class</w:t>
+      </w:r>
+      <w:r>
+        <w:t xml:space="preserve"> </w:t>
+      </w:r>
+      <w:r>
+        <w:t xml:space="preserve">so you can read it.</w:t>
+      </w:r>
+    </w:p>
+    <w:p>
+      <w:pPr>
+        <w:pStyle w:val="BodyText"/>
+      </w:pPr>
+      <w:r>
+        <w:t xml:space="preserve">✏️</w:t>
       </w:r>
       <w:r>
         <w:t xml:space="preserve"> </w:t>
@@ -2245,160 +2319,40 @@
           <w:b/>
           <w:bCs/>
         </w:rPr>
-        <w:t xml:space="preserve">no</w:t>
-      </w:r>
-      <w:r>
-        <w:t xml:space="preserve"> </w:t>
-      </w:r>
-      <w:r>
-        <w:rPr>
-          <w:rStyle w:val="VerbatimChar"/>
-        </w:rPr>
-        <w:t xml:space="preserve">by =</w:t>
-      </w:r>
-      <w:r>
-        <w:t xml:space="preserve"> </w:t>
-      </w:r>
-      <w:r>
-        <w:t xml:space="preserve">argument at all. Watch the message dplyr prints.</w:t>
-      </w:r>
-    </w:p>
-    <w:p>
-      <w:pPr>
-        <w:pStyle w:val="BodyText"/>
-      </w:pPr>
-      <w:r>
-        <w:t xml:space="preserve">✏️</w:t>
-      </w:r>
-      <w:r>
-        <w:t xml:space="preserve"> </w:t>
-      </w:r>
-      <w:r>
-        <w:rPr>
-          <w:b/>
-          <w:bCs/>
-        </w:rPr>
         <w:t xml:space="preserve">Q7:</w:t>
       </w:r>
       <w:r>
         <w:t xml:space="preserve"> </w:t>
       </w:r>
       <w:r>
-        <w:t xml:space="preserve">What column did dplyr announce it was joining on? Why is joining on</w:t>
-      </w:r>
-      <w:r>
-        <w:t xml:space="preserve"> </w:t>
-      </w:r>
-      <w:r>
-        <w:rPr>
-          <w:rStyle w:val="VerbatimChar"/>
-        </w:rPr>
-        <w:t xml:space="preserve">site</w:t>
-      </w:r>
-      <w:r>
-        <w:t xml:space="preserve"> </w:t>
-      </w:r>
-      <w:r>
-        <w:t xml:space="preserve">completely wrong here — what does it match a capture event to?</w:t>
-      </w:r>
-    </w:p>
-    <w:p>
-      <w:pPr>
-        <w:pStyle w:val="BodyText"/>
-      </w:pPr>
-      <w:r>
-        <w:t xml:space="preserve">✏️</w:t>
-      </w:r>
-      <w:r>
-        <w:t xml:space="preserve"> </w:t>
-      </w:r>
-      <w:r>
-        <w:rPr>
-          <w:b/>
-          <w:bCs/>
-        </w:rPr>
-        <w:t xml:space="preserve">Q8:</w:t>
-      </w:r>
-      <w:r>
-        <w:t xml:space="preserve"> </w:t>
-      </w:r>
-      <w:r>
-        <w:t xml:space="preserve">Row count of this accidental join versus the correct join in Part 4. Where did all those extra rows come from?</w:t>
-      </w:r>
-    </w:p>
-    <w:p>
-      <w:pPr>
-        <w:pStyle w:val="BlockText"/>
-      </w:pPr>
-      <w:r>
-        <w:t xml:space="preserve">⚠️</w:t>
-      </w:r>
-      <w:r>
-        <w:t xml:space="preserve"> </w:t>
-      </w:r>
-      <w:r>
-        <w:rPr>
-          <w:b/>
-          <w:bCs/>
-        </w:rPr>
-        <w:t xml:space="preserve">Watch out!</w:t>
-      </w:r>
-      <w:r>
-        <w:t xml:space="preserve"> </w:t>
-      </w:r>
-      <w:r>
-        <w:t xml:space="preserve">This is the join bug that bites hardest, because</w:t>
-      </w:r>
-      <w:r>
-        <w:t xml:space="preserve"> </w:t>
-      </w:r>
-      <w:r>
-        <w:rPr>
-          <w:b/>
-          <w:bCs/>
-        </w:rPr>
-        <w:t xml:space="preserve">nothing throws an error</w:t>
-      </w:r>
-      <w:r>
-        <w:t xml:space="preserve">. When dplyr prints</w:t>
-      </w:r>
-      <w:r>
-        <w:t xml:space="preserve"> </w:t>
-      </w:r>
-      <w:r>
-        <w:rPr>
-          <w:i/>
-          <w:iCs/>
-        </w:rPr>
-        <w:t xml:space="preserve">“Joining with</w:t>
-      </w:r>
-      <w:r>
-        <w:rPr>
-          <w:i/>
-          <w:iCs/>
-        </w:rPr>
-        <w:t xml:space="preserve"> </w:t>
-      </w:r>
-      <w:r>
-        <w:rPr>
-          <w:rStyle w:val="VerbatimChar"/>
-          <w:i/>
-          <w:iCs/>
-        </w:rPr>
-        <w:t xml:space="preserve">by = join_by(site)</w:t>
-      </w:r>
-      <w:r>
-        <w:rPr>
-          <w:i/>
-          <w:iCs/>
-        </w:rPr>
-        <w:t xml:space="preserve">”</w:t>
-      </w:r>
-      <w:r>
-        <w:t xml:space="preserve"> </w:t>
-      </w:r>
-      <w:r>
-        <w:t xml:space="preserve">and you did not choose that column, treat it as a bug report, not a status update.</w:t>
+        <w:t xml:space="preserve">Do any of the first rows already show</w:t>
+      </w:r>
+      <w:r>
+        <w:t xml:space="preserve"> </w:t>
+      </w:r>
+      <w:r>
+        <w:rPr>
+          <w:rStyle w:val="VerbatimChar"/>
+        </w:rPr>
+        <w:t xml:space="preserve">NA</w:t>
+      </w:r>
+      <w:r>
+        <w:t xml:space="preserve"> </w:t>
+      </w:r>
+      <w:r>
+        <w:t xml:space="preserve">for</w:t>
+      </w:r>
+      <w:r>
+        <w:t xml:space="preserve"> </w:t>
+      </w:r>
+      <w:r>
+        <w:rPr>
+          <w:rStyle w:val="VerbatimChar"/>
+        </w:rPr>
+        <w:t xml:space="preserve">sex</w:t>
+      </w:r>
+      <w:r>
+        <w:t xml:space="preserve">? What does that mean about that particular capture event?</w:t>
       </w:r>
     </w:p>
     <w:p>
@@ -2408,108 +2362,50 @@
         </w:pict>
       </w:r>
     </w:p>
-    <w:bookmarkEnd w:id="33"/>
-    <w:bookmarkStart w:id="35" w:name="part-6-name-the-key-every-time"/>
+    <w:p>
+      <w:pPr>
+        <w:pStyle w:val="Heading2"/>
+      </w:pPr>
+      <w:bookmarkStart w:id="33" w:name="X4d4386b28a7332813c57e3e90820daacd869290"/>
+      <w:r>
+        <w:t xml:space="preserve">🧩 Chunk 3 — The join family</w:t>
+      </w:r>
+      <w:r>
+        <w:t xml:space="preserve"> </w:t>
+      </w:r>
+      <w:r>
+        <w:rPr>
+          <w:i/>
+          <w:iCs/>
+        </w:rPr>
+        <w:t xml:space="preserve">(after lecture Chunk 3)</w:t>
+      </w:r>
+      <w:bookmarkEnd w:id="33"/>
+    </w:p>
+    <w:p>
+      <w:pPr>
+        <w:pStyle w:val="BlockText"/>
+      </w:pPr>
+      <w:r>
+        <w:t xml:space="preserve">Parts 6–8: inner vs. left vs. full.</w:t>
+      </w:r>
+    </w:p>
+    <w:bookmarkEnd w:id="34"/>
+    <w:bookmarkStart w:id="35" w:name="part-6-run-all-three-joins"/>
     <w:p>
       <w:pPr>
         <w:pStyle w:val="Heading1"/>
       </w:pPr>
       <w:r>
-        <w:t xml:space="preserve">Part 6 · Name the key every time</w:t>
-      </w:r>
-    </w:p>
-    <w:p>
-      <w:pPr>
-        <w:pStyle w:val="FirstParagraph"/>
-      </w:pPr>
-      <w:r>
-        <w:t xml:space="preserve">Redo the correct join and</w:t>
-      </w:r>
-      <w:r>
-        <w:t xml:space="preserve"> </w:t>
-      </w:r>
-      <w:r>
-        <w:rPr>
-          <w:rStyle w:val="VerbatimChar"/>
-        </w:rPr>
-        <w:t xml:space="preserve">select()</w:t>
-      </w:r>
-      <w:r>
-        <w:t xml:space="preserve"> </w:t>
-      </w:r>
-      <w:r>
-        <w:t xml:space="preserve">down to</w:t>
-      </w:r>
-      <w:r>
-        <w:t xml:space="preserve"> </w:t>
-      </w:r>
-      <w:r>
-        <w:rPr>
-          <w:rStyle w:val="VerbatimChar"/>
-        </w:rPr>
-        <w:t xml:space="preserve">capture_event</w:t>
-      </w:r>
-      <w:r>
-        <w:t xml:space="preserve">,</w:t>
-      </w:r>
-      <w:r>
-        <w:t xml:space="preserve"> </w:t>
-      </w:r>
-      <w:r>
-        <w:rPr>
-          <w:rStyle w:val="VerbatimChar"/>
-        </w:rPr>
-        <w:t xml:space="preserve">animal_id</w:t>
-      </w:r>
-      <w:r>
-        <w:t xml:space="preserve">,</w:t>
-      </w:r>
-      <w:r>
-        <w:t xml:space="preserve"> </w:t>
-      </w:r>
-      <w:r>
-        <w:rPr>
-          <w:rStyle w:val="VerbatimChar"/>
-        </w:rPr>
-        <w:t xml:space="preserve">capture_date</w:t>
-      </w:r>
-      <w:r>
-        <w:t xml:space="preserve">,</w:t>
-      </w:r>
-      <w:r>
-        <w:t xml:space="preserve"> </w:t>
-      </w:r>
-      <w:r>
-        <w:rPr>
-          <w:rStyle w:val="VerbatimChar"/>
-        </w:rPr>
-        <w:t xml:space="preserve">sex</w:t>
-      </w:r>
-      <w:r>
-        <w:t xml:space="preserve">, and</w:t>
-      </w:r>
-      <w:r>
-        <w:t xml:space="preserve"> </w:t>
-      </w:r>
-      <w:r>
-        <w:rPr>
-          <w:rStyle w:val="VerbatimChar"/>
-        </w:rPr>
-        <w:t xml:space="preserve">age_class</w:t>
-      </w:r>
-      <w:r>
-        <w:t xml:space="preserve"> </w:t>
-      </w:r>
-      <w:r>
-        <w:t xml:space="preserve">so you can read it.</w:t>
-      </w:r>
-    </w:p>
-    <w:p>
-      <w:pPr>
-        <w:pStyle w:val="BodyText"/>
-      </w:pPr>
-      <w:r>
-        <w:t xml:space="preserve">✏️</w:t>
+        <w:t xml:space="preserve">Part 6 · Run all three joins</w:t>
+      </w:r>
+    </w:p>
+    <w:p>
+      <w:pPr>
+        <w:pStyle w:val="BlockText"/>
+      </w:pPr>
+      <w:r>
+        <w:t xml:space="preserve">🔮</w:t>
       </w:r>
       <w:r>
         <w:t xml:space="preserve"> </w:t>
@@ -2519,40 +2415,139 @@
           <w:b/>
           <w:bCs/>
         </w:rPr>
-        <w:t xml:space="preserve">Q9:</w:t>
-      </w:r>
-      <w:r>
-        <w:t xml:space="preserve"> </w:t>
-      </w:r>
-      <w:r>
-        <w:t xml:space="preserve">Do any of the first rows already show</w:t>
-      </w:r>
-      <w:r>
-        <w:t xml:space="preserve"> </w:t>
-      </w:r>
-      <w:r>
-        <w:rPr>
-          <w:rStyle w:val="VerbatimChar"/>
-        </w:rPr>
-        <w:t xml:space="preserve">NA</w:t>
-      </w:r>
-      <w:r>
-        <w:t xml:space="preserve"> </w:t>
-      </w:r>
-      <w:r>
-        <w:t xml:space="preserve">for</w:t>
-      </w:r>
-      <w:r>
-        <w:t xml:space="preserve"> </w:t>
-      </w:r>
-      <w:r>
-        <w:rPr>
-          <w:rStyle w:val="VerbatimChar"/>
-        </w:rPr>
-        <w:t xml:space="preserve">sex</w:t>
-      </w:r>
-      <w:r>
-        <w:t xml:space="preserve">? What does that mean about that particular capture event?</w:t>
+        <w:t xml:space="preserve">Predict first:</w:t>
+      </w:r>
+      <w:r>
+        <w:t xml:space="preserve"> </w:t>
+      </w:r>
+      <w:r>
+        <w:t xml:space="preserve">rank these three by row count, most to fewest:</w:t>
+      </w:r>
+      <w:r>
+        <w:t xml:space="preserve"> </w:t>
+      </w:r>
+      <w:r>
+        <w:rPr>
+          <w:rStyle w:val="VerbatimChar"/>
+        </w:rPr>
+        <w:t xml:space="preserve">inner_join</w:t>
+      </w:r>
+      <w:r>
+        <w:t xml:space="preserve">,</w:t>
+      </w:r>
+      <w:r>
+        <w:t xml:space="preserve"> </w:t>
+      </w:r>
+      <w:r>
+        <w:rPr>
+          <w:rStyle w:val="VerbatimChar"/>
+        </w:rPr>
+        <w:t xml:space="preserve">left_join</w:t>
+      </w:r>
+      <w:r>
+        <w:t xml:space="preserve">,</w:t>
+      </w:r>
+      <w:r>
+        <w:t xml:space="preserve"> </w:t>
+      </w:r>
+      <w:r>
+        <w:rPr>
+          <w:rStyle w:val="VerbatimChar"/>
+        </w:rPr>
+        <w:t xml:space="preserve">full_join</w:t>
+      </w:r>
+      <w:r>
+        <w:t xml:space="preserve">.</w:t>
+      </w:r>
+    </w:p>
+    <w:p>
+      <w:pPr>
+        <w:pStyle w:val="FirstParagraph"/>
+      </w:pPr>
+      <w:r>
+        <w:t xml:space="preserve">Store the key once in a variable, then run all three joins and report the three row counts side by side with</w:t>
+      </w:r>
+      <w:r>
+        <w:t xml:space="preserve"> </w:t>
+      </w:r>
+      <w:r>
+        <w:rPr>
+          <w:rStyle w:val="VerbatimChar"/>
+        </w:rPr>
+        <w:t xml:space="preserve">c()</w:t>
+      </w:r>
+      <w:r>
+        <w:t xml:space="preserve">.</w:t>
+      </w:r>
+    </w:p>
+    <w:p>
+      <w:pPr>
+        <w:pStyle w:val="BodyText"/>
+      </w:pPr>
+      <w:r>
+        <w:t xml:space="preserve">✏️</w:t>
+      </w:r>
+      <w:r>
+        <w:t xml:space="preserve"> </w:t>
+      </w:r>
+      <w:r>
+        <w:rPr>
+          <w:b/>
+          <w:bCs/>
+        </w:rPr>
+        <w:t xml:space="preserve">Q8:</w:t>
+      </w:r>
+      <w:r>
+        <w:t xml:space="preserve"> </w:t>
+      </w:r>
+      <w:r>
+        <w:t xml:space="preserve">The three row counts. Was your ranking right? Why does</w:t>
+      </w:r>
+      <w:r>
+        <w:t xml:space="preserve"> </w:t>
+      </w:r>
+      <w:r>
+        <w:rPr>
+          <w:rStyle w:val="VerbatimChar"/>
+        </w:rPr>
+        <w:t xml:space="preserve">full</w:t>
+      </w:r>
+      <w:r>
+        <w:t xml:space="preserve"> </w:t>
+      </w:r>
+      <w:r>
+        <w:t xml:space="preserve">have</w:t>
+      </w:r>
+      <w:r>
+        <w:t xml:space="preserve"> </w:t>
+      </w:r>
+      <w:r>
+        <w:rPr>
+          <w:b/>
+          <w:bCs/>
+        </w:rPr>
+        <w:t xml:space="preserve">more</w:t>
+      </w:r>
+      <w:r>
+        <w:t xml:space="preserve"> </w:t>
+      </w:r>
+      <w:r>
+        <w:t xml:space="preserve">rows than</w:t>
+      </w:r>
+      <w:r>
+        <w:t xml:space="preserve"> </w:t>
+      </w:r>
+      <w:r>
+        <w:rPr>
+          <w:rStyle w:val="VerbatimChar"/>
+        </w:rPr>
+        <w:t xml:space="preserve">left</w:t>
+      </w:r>
+      <w:r>
+        <w:t xml:space="preserve"> </w:t>
+      </w:r>
+      <w:r>
+        <w:t xml:space="preserve">— which fishers does it add back?</w:t>
       </w:r>
     </w:p>
     <w:p>
@@ -2562,50 +2557,22 @@
         </w:pict>
       </w:r>
     </w:p>
-    <w:p>
-      <w:pPr>
-        <w:pStyle w:val="Heading2"/>
-      </w:pPr>
-      <w:bookmarkStart w:id="34" w:name="X4d4386b28a7332813c57e3e90820daacd869290"/>
-      <w:r>
-        <w:t xml:space="preserve">🧩 Chunk 3 — The join family</w:t>
-      </w:r>
-      <w:r>
-        <w:t xml:space="preserve"> </w:t>
-      </w:r>
-      <w:r>
-        <w:rPr>
-          <w:i/>
-          <w:iCs/>
-        </w:rPr>
-        <w:t xml:space="preserve">(after lecture Chunk 3)</w:t>
-      </w:r>
-      <w:bookmarkEnd w:id="34"/>
-    </w:p>
-    <w:p>
-      <w:pPr>
-        <w:pStyle w:val="BlockText"/>
-      </w:pPr>
-      <w:r>
-        <w:t xml:space="preserve">Parts 7–9: inner vs. left vs. full.</w:t>
-      </w:r>
-    </w:p>
     <w:bookmarkEnd w:id="35"/>
-    <w:bookmarkStart w:id="36" w:name="part-7-run-all-three-joins"/>
+    <w:bookmarkStart w:id="36" w:name="part-7-what-each-join-dropped-or-kept"/>
     <w:p>
       <w:pPr>
         <w:pStyle w:val="Heading1"/>
       </w:pPr>
       <w:r>
-        <w:t xml:space="preserve">Part 7 · Run all three joins</w:t>
-      </w:r>
-    </w:p>
-    <w:p>
-      <w:pPr>
-        <w:pStyle w:val="BlockText"/>
-      </w:pPr>
-      <w:r>
-        <w:t xml:space="preserve">🔮</w:t>
+        <w:t xml:space="preserve">Part 7 · What each join dropped or kept</w:t>
+      </w:r>
+    </w:p>
+    <w:p>
+      <w:pPr>
+        <w:pStyle w:val="FirstParagraph"/>
+      </w:pPr>
+      <w:r>
+        <w:t xml:space="preserve">✏️</w:t>
       </w:r>
       <w:r>
         <w:t xml:space="preserve"> </w:t>
@@ -2615,13 +2582,13 @@
           <w:b/>
           <w:bCs/>
         </w:rPr>
-        <w:t xml:space="preserve">Predict first:</w:t>
-      </w:r>
-      <w:r>
-        <w:t xml:space="preserve"> </w:t>
-      </w:r>
-      <w:r>
-        <w:t xml:space="preserve">rank these three by row count, most to fewest:</w:t>
+        <w:t xml:space="preserve">Q9:</w:t>
+      </w:r>
+      <w:r>
+        <w:t xml:space="preserve"> </w:t>
+      </w:r>
+      <w:r>
+        <w:t xml:space="preserve">In your own words, what does each of</w:t>
       </w:r>
       <w:r>
         <w:t xml:space="preserve"> </w:t>
@@ -2645,7 +2612,7 @@
         <w:t xml:space="preserve">left_join</w:t>
       </w:r>
       <w:r>
-        <w:t xml:space="preserve">,</w:t>
+        <w:t xml:space="preserve">, and</w:t>
       </w:r>
       <w:r>
         <w:t xml:space="preserve"> </w:t>
@@ -2657,27 +2624,10 @@
         <w:t xml:space="preserve">full_join</w:t>
       </w:r>
       <w:r>
-        <w:t xml:space="preserve">.</w:t>
-      </w:r>
-    </w:p>
-    <w:p>
-      <w:pPr>
-        <w:pStyle w:val="FirstParagraph"/>
-      </w:pPr>
-      <w:r>
-        <w:t xml:space="preserve">Store the key once in a variable, then run all three joins and report the three row counts side by side with</w:t>
-      </w:r>
-      <w:r>
-        <w:t xml:space="preserve"> </w:t>
-      </w:r>
-      <w:r>
-        <w:rPr>
-          <w:rStyle w:val="VerbatimChar"/>
-        </w:rPr>
-        <w:t xml:space="preserve">c()</w:t>
-      </w:r>
-      <w:r>
-        <w:t xml:space="preserve">.</w:t>
+        <w:t xml:space="preserve"> </w:t>
+      </w:r>
+      <w:r>
+        <w:t xml:space="preserve">keep?</w:t>
       </w:r>
     </w:p>
     <w:p>
@@ -2701,22 +2651,16 @@
         <w:t xml:space="preserve"> </w:t>
       </w:r>
       <w:r>
-        <w:t xml:space="preserve">The three row counts. Was your ranking right? Why does</w:t>
-      </w:r>
-      <w:r>
-        <w:t xml:space="preserve"> </w:t>
-      </w:r>
-      <w:r>
-        <w:rPr>
-          <w:rStyle w:val="VerbatimChar"/>
-        </w:rPr>
-        <w:t xml:space="preserve">full</w:t>
-      </w:r>
-      <w:r>
-        <w:t xml:space="preserve"> </w:t>
-      </w:r>
-      <w:r>
-        <w:t xml:space="preserve">have</w:t>
+        <w:t xml:space="preserve">Which capture events does</w:t>
+      </w:r>
+      <w:r>
+        <w:t xml:space="preserve"> </w:t>
+      </w:r>
+      <w:r>
+        <w:rPr>
+          <w:rStyle w:val="VerbatimChar"/>
+        </w:rPr>
+        <w:t xml:space="preserve">inner_join</w:t>
       </w:r>
       <w:r>
         <w:t xml:space="preserve"> </w:t>
@@ -2726,28 +2670,53 @@
           <w:b/>
           <w:bCs/>
         </w:rPr>
-        <w:t xml:space="preserve">more</w:t>
-      </w:r>
-      <w:r>
-        <w:t xml:space="preserve"> </w:t>
-      </w:r>
-      <w:r>
-        <w:t xml:space="preserve">rows than</w:t>
-      </w:r>
-      <w:r>
-        <w:t xml:space="preserve"> </w:t>
-      </w:r>
-      <w:r>
-        <w:rPr>
-          <w:rStyle w:val="VerbatimChar"/>
-        </w:rPr>
-        <w:t xml:space="preserve">left</w:t>
-      </w:r>
-      <w:r>
-        <w:t xml:space="preserve"> </w:t>
-      </w:r>
-      <w:r>
-        <w:t xml:space="preserve">— which fishers does it add back?</w:t>
+        <w:t xml:space="preserve">drop</w:t>
+      </w:r>
+      <w:r>
+        <w:t xml:space="preserve"> </w:t>
+      </w:r>
+      <w:r>
+        <w:t xml:space="preserve">that</w:t>
+      </w:r>
+      <w:r>
+        <w:t xml:space="preserve"> </w:t>
+      </w:r>
+      <w:r>
+        <w:rPr>
+          <w:rStyle w:val="VerbatimChar"/>
+        </w:rPr>
+        <w:t xml:space="preserve">left_join</w:t>
+      </w:r>
+      <w:r>
+        <w:t xml:space="preserve"> </w:t>
+      </w:r>
+      <w:r>
+        <w:t xml:space="preserve">keeps? Which fishers does</w:t>
+      </w:r>
+      <w:r>
+        <w:t xml:space="preserve"> </w:t>
+      </w:r>
+      <w:r>
+        <w:rPr>
+          <w:rStyle w:val="VerbatimChar"/>
+        </w:rPr>
+        <w:t xml:space="preserve">full_join</w:t>
+      </w:r>
+      <w:r>
+        <w:t xml:space="preserve"> </w:t>
+      </w:r>
+      <w:r>
+        <w:rPr>
+          <w:b/>
+          <w:bCs/>
+        </w:rPr>
+        <w:t xml:space="preserve">add</w:t>
+      </w:r>
+      <w:r>
+        <w:t xml:space="preserve"> </w:t>
+      </w:r>
+      <w:r>
+        <w:t xml:space="preserve">that neither of the others includes?</w:t>
       </w:r>
     </w:p>
     <w:p>
@@ -2758,13 +2727,13 @@
       </w:r>
     </w:p>
     <w:bookmarkEnd w:id="36"/>
-    <w:bookmarkStart w:id="37" w:name="part-8-what-each-join-dropped-or-kept"/>
+    <w:bookmarkStart w:id="38" w:name="part-8-pick-the-right-join"/>
     <w:p>
       <w:pPr>
         <w:pStyle w:val="Heading1"/>
       </w:pPr>
       <w:r>
-        <w:t xml:space="preserve">Part 8 · What each join dropped or kept</w:t>
+        <w:t xml:space="preserve">Part 8 · Pick the right join</w:t>
       </w:r>
     </w:p>
     <w:p>
@@ -2788,54 +2757,7 @@
         <w:t xml:space="preserve"> </w:t>
       </w:r>
       <w:r>
-        <w:t xml:space="preserve">In your own words, what does each of</w:t>
-      </w:r>
-      <w:r>
-        <w:t xml:space="preserve"> </w:t>
-      </w:r>
-      <w:r>
-        <w:rPr>
-          <w:rStyle w:val="VerbatimChar"/>
-        </w:rPr>
-        <w:t xml:space="preserve">inner_join</w:t>
-      </w:r>
-      <w:r>
-        <w:t xml:space="preserve">,</w:t>
-      </w:r>
-      <w:r>
-        <w:t xml:space="preserve"> </w:t>
-      </w:r>
-      <w:r>
-        <w:rPr>
-          <w:rStyle w:val="VerbatimChar"/>
-        </w:rPr>
-        <w:t xml:space="preserve">left_join</w:t>
-      </w:r>
-      <w:r>
-        <w:t xml:space="preserve">, and</w:t>
-      </w:r>
-      <w:r>
-        <w:t xml:space="preserve"> </w:t>
-      </w:r>
-      <w:r>
-        <w:rPr>
-          <w:rStyle w:val="VerbatimChar"/>
-        </w:rPr>
-        <w:t xml:space="preserve">full_join</w:t>
-      </w:r>
-      <w:r>
-        <w:t xml:space="preserve"> </w:t>
-      </w:r>
-      <w:r>
-        <w:t xml:space="preserve">keep?</w:t>
-      </w:r>
-    </w:p>
-    <w:p>
-      <w:pPr>
-        <w:pStyle w:val="BodyText"/>
-      </w:pPr>
-      <w:r>
-        <w:t xml:space="preserve">✏️</w:t>
+        <w:t xml:space="preserve">You want a table of</w:t>
       </w:r>
       <w:r>
         <w:t xml:space="preserve"> </w:t>
@@ -2845,22 +2767,21 @@
           <w:b/>
           <w:bCs/>
         </w:rPr>
-        <w:t xml:space="preserve">Q12:</w:t>
-      </w:r>
-      <w:r>
-        <w:t xml:space="preserve"> </w:t>
-      </w:r>
-      <w:r>
-        <w:t xml:space="preserve">Which capture events does</w:t>
-      </w:r>
-      <w:r>
-        <w:t xml:space="preserve"> </w:t>
-      </w:r>
-      <w:r>
-        <w:rPr>
-          <w:rStyle w:val="VerbatimChar"/>
-        </w:rPr>
-        <w:t xml:space="preserve">inner_join</w:t>
+        <w:t xml:space="preserve">every capture event</w:t>
+      </w:r>
+      <w:r>
+        <w:t xml:space="preserve"> </w:t>
+      </w:r>
+      <w:r>
+        <w:t xml:space="preserve">for a survival analysis, keeping the event even when the animal was unmarked. Which join, and why?</w:t>
+      </w:r>
+    </w:p>
+    <w:p>
+      <w:pPr>
+        <w:pStyle w:val="BlockText"/>
+      </w:pPr>
+      <w:r>
+        <w:t xml:space="preserve">💡</w:t>
       </w:r>
       <w:r>
         <w:t xml:space="preserve"> </w:t>
@@ -2870,37 +2791,13 @@
           <w:b/>
           <w:bCs/>
         </w:rPr>
-        <w:t xml:space="preserve">drop</w:t>
-      </w:r>
-      <w:r>
-        <w:t xml:space="preserve"> </w:t>
-      </w:r>
-      <w:r>
-        <w:t xml:space="preserve">that</w:t>
-      </w:r>
-      <w:r>
-        <w:t xml:space="preserve"> </w:t>
-      </w:r>
-      <w:r>
-        <w:rPr>
-          <w:rStyle w:val="VerbatimChar"/>
-        </w:rPr>
-        <w:t xml:space="preserve">left_join</w:t>
-      </w:r>
-      <w:r>
-        <w:t xml:space="preserve"> </w:t>
-      </w:r>
-      <w:r>
-        <w:t xml:space="preserve">keeps? Which fishers does</w:t>
-      </w:r>
-      <w:r>
-        <w:t xml:space="preserve"> </w:t>
-      </w:r>
-      <w:r>
-        <w:rPr>
-          <w:rStyle w:val="VerbatimChar"/>
-        </w:rPr>
-        <w:t xml:space="preserve">full_join</w:t>
+        <w:t xml:space="preserve">Key idea:</w:t>
+      </w:r>
+      <w:r>
+        <w:t xml:space="preserve"> </w:t>
+      </w:r>
+      <w:r>
+        <w:t xml:space="preserve">decide which rows you cannot afford to lose</w:t>
       </w:r>
       <w:r>
         <w:t xml:space="preserve"> </w:t>
@@ -2910,13 +2807,37 @@
           <w:b/>
           <w:bCs/>
         </w:rPr>
-        <w:t xml:space="preserve">add</w:t>
-      </w:r>
-      <w:r>
-        <w:t xml:space="preserve"> </w:t>
-      </w:r>
-      <w:r>
-        <w:t xml:space="preserve">that neither of the others includes?</w:t>
+        <w:t xml:space="preserve">first</w:t>
+      </w:r>
+      <w:r>
+        <w:t xml:space="preserve">, then pick the join. An unmarked-animal capture is still a capture, so an event-level analysis calls for</w:t>
+      </w:r>
+      <w:r>
+        <w:t xml:space="preserve"> </w:t>
+      </w:r>
+      <w:r>
+        <w:rPr>
+          <w:rStyle w:val="VerbatimChar"/>
+        </w:rPr>
+        <w:t xml:space="preserve">left_join</w:t>
+      </w:r>
+      <w:r>
+        <w:t xml:space="preserve"> </w:t>
+      </w:r>
+      <w:r>
+        <w:t xml:space="preserve">with captures on the left — not</w:t>
+      </w:r>
+      <w:r>
+        <w:t xml:space="preserve"> </w:t>
+      </w:r>
+      <w:r>
+        <w:rPr>
+          <w:rStyle w:val="VerbatimChar"/>
+        </w:rPr>
+        <w:t xml:space="preserve">inner_join</w:t>
+      </w:r>
+      <w:r>
+        <w:t xml:space="preserve">.</w:t>
       </w:r>
     </w:p>
     <w:p>
@@ -2926,22 +2847,65 @@
         </w:pict>
       </w:r>
     </w:p>
-    <w:bookmarkEnd w:id="37"/>
-    <w:bookmarkStart w:id="39" w:name="part-9-pick-the-right-join"/>
+    <w:p>
+      <w:pPr>
+        <w:pStyle w:val="Heading2"/>
+      </w:pPr>
+      <w:bookmarkStart w:id="37" w:name="X821689818a38c61b0db55a5d429dd34716e33a2"/>
+      <w:r>
+        <w:t xml:space="preserve">🧩 Chunk 4 — Filtering joins &amp; the payoff</w:t>
+      </w:r>
+      <w:r>
+        <w:t xml:space="preserve"> </w:t>
+      </w:r>
+      <w:r>
+        <w:rPr>
+          <w:i/>
+          <w:iCs/>
+        </w:rPr>
+        <w:t xml:space="preserve">(after lecture Chunk 4)</w:t>
+      </w:r>
+      <w:bookmarkEnd w:id="37"/>
+    </w:p>
+    <w:p>
+      <w:pPr>
+        <w:pStyle w:val="BlockText"/>
+      </w:pPr>
+      <w:r>
+        <w:t xml:space="preserve">Parts 9–11: anti/semi joins and the analysis-ready table.</w:t>
+      </w:r>
+    </w:p>
+    <w:bookmarkEnd w:id="38"/>
+    <w:bookmarkStart w:id="39" w:name="part-9-anti_join-whats-missing"/>
     <w:p>
       <w:pPr>
         <w:pStyle w:val="Heading1"/>
       </w:pPr>
       <w:r>
-        <w:t xml:space="preserve">Part 9 · Pick the right join</w:t>
-      </w:r>
-    </w:p>
-    <w:p>
-      <w:pPr>
-        <w:pStyle w:val="FirstParagraph"/>
-      </w:pPr>
-      <w:r>
-        <w:t xml:space="preserve">✏️</w:t>
+        <w:t xml:space="preserve">Part 9 ·</w:t>
+      </w:r>
+      <w:r>
+        <w:t xml:space="preserve"> </w:t>
+      </w:r>
+      <w:r>
+        <w:rPr>
+          <w:rStyle w:val="VerbatimChar"/>
+        </w:rPr>
+        <w:t xml:space="preserve">anti_join()</w:t>
+      </w:r>
+      <w:r>
+        <w:t xml:space="preserve"> </w:t>
+      </w:r>
+      <w:r>
+        <w:t xml:space="preserve">— what’s missing</w:t>
+      </w:r>
+    </w:p>
+    <w:p>
+      <w:pPr>
+        <w:pStyle w:val="BlockText"/>
+      </w:pPr>
+      <w:r>
+        <w:t xml:space="preserve">🔮</w:t>
       </w:r>
       <w:r>
         <w:t xml:space="preserve"> </w:t>
@@ -2951,13 +2915,13 @@
           <w:b/>
           <w:bCs/>
         </w:rPr>
-        <w:t xml:space="preserve">Q13:</w:t>
-      </w:r>
-      <w:r>
-        <w:t xml:space="preserve"> </w:t>
-      </w:r>
-      <w:r>
-        <w:t xml:space="preserve">You want a table of</w:t>
+        <w:t xml:space="preserve">Predict first, two ways:</w:t>
+      </w:r>
+      <w:r>
+        <w:t xml:space="preserve"> </w:t>
+      </w:r>
+      <w:r>
+        <w:t xml:space="preserve">(a) how many</w:t>
       </w:r>
       <w:r>
         <w:t xml:space="preserve"> </w:t>
@@ -2967,21 +2931,19 @@
           <w:b/>
           <w:bCs/>
         </w:rPr>
-        <w:t xml:space="preserve">every capture event</w:t>
-      </w:r>
-      <w:r>
-        <w:t xml:space="preserve"> </w:t>
-      </w:r>
-      <w:r>
-        <w:t xml:space="preserve">for a survival analysis, keeping the event even when the animal was unmarked. Which join, and why?</w:t>
-      </w:r>
-    </w:p>
-    <w:p>
-      <w:pPr>
-        <w:pStyle w:val="BlockText"/>
-      </w:pPr>
-      <w:r>
-        <w:t xml:space="preserve">💡</w:t>
+        <w:t xml:space="preserve">capture events</w:t>
+      </w:r>
+      <w:r>
+        <w:t xml:space="preserve"> </w:t>
+      </w:r>
+      <w:r>
+        <w:t xml:space="preserve">have no matching individual?</w:t>
+      </w:r>
+      <w:r>
+        <w:t xml:space="preserve"> </w:t>
+      </w:r>
+      <w:r>
+        <w:t xml:space="preserve">(b) how many</w:t>
       </w:r>
       <w:r>
         <w:t xml:space="preserve"> </w:t>
@@ -2991,13 +2953,33 @@
           <w:b/>
           <w:bCs/>
         </w:rPr>
-        <w:t xml:space="preserve">Key idea:</w:t>
-      </w:r>
-      <w:r>
-        <w:t xml:space="preserve"> </w:t>
-      </w:r>
-      <w:r>
-        <w:t xml:space="preserve">decide which rows you cannot afford to lose</w:t>
+        <w:t xml:space="preserve">released fishers</w:t>
+      </w:r>
+      <w:r>
+        <w:t xml:space="preserve"> </w:t>
+      </w:r>
+      <w:r>
+        <w:t xml:space="preserve">were never recaptured?</w:t>
+      </w:r>
+    </w:p>
+    <w:p>
+      <w:pPr>
+        <w:pStyle w:val="FirstParagraph"/>
+      </w:pPr>
+      <w:r>
+        <w:t xml:space="preserve">Write both</w:t>
+      </w:r>
+      <w:r>
+        <w:t xml:space="preserve"> </w:t>
+      </w:r>
+      <w:r>
+        <w:rPr>
+          <w:rStyle w:val="VerbatimChar"/>
+        </w:rPr>
+        <w:t xml:space="preserve">anti_join()</w:t>
+      </w:r>
+      <w:r>
+        <w:t xml:space="preserve">s. Note that (b) runs in the</w:t>
       </w:r>
       <w:r>
         <w:t xml:space="preserve"> </w:t>
@@ -3007,37 +2989,101 @@
           <w:b/>
           <w:bCs/>
         </w:rPr>
-        <w:t xml:space="preserve">first</w:t>
-      </w:r>
-      <w:r>
-        <w:t xml:space="preserve">, then pick the join. An unmarked-animal capture is still a capture, so an event-level analysis calls for</w:t>
-      </w:r>
-      <w:r>
-        <w:t xml:space="preserve"> </w:t>
-      </w:r>
-      <w:r>
-        <w:rPr>
-          <w:rStyle w:val="VerbatimChar"/>
-        </w:rPr>
-        <w:t xml:space="preserve">left_join</w:t>
-      </w:r>
-      <w:r>
-        <w:t xml:space="preserve"> </w:t>
-      </w:r>
-      <w:r>
-        <w:t xml:space="preserve">with captures on the left — not</w:t>
-      </w:r>
-      <w:r>
-        <w:t xml:space="preserve"> </w:t>
-      </w:r>
-      <w:r>
-        <w:rPr>
-          <w:rStyle w:val="VerbatimChar"/>
-        </w:rPr>
-        <w:t xml:space="preserve">inner_join</w:t>
-      </w:r>
-      <w:r>
-        <w:t xml:space="preserve">.</w:t>
+        <w:t xml:space="preserve">other direction</w:t>
+      </w:r>
+      <w:r>
+        <w:t xml:space="preserve"> </w:t>
+      </w:r>
+      <w:r>
+        <w:t xml:space="preserve">— individuals on the left — and that the</w:t>
+      </w:r>
+      <w:r>
+        <w:t xml:space="preserve"> </w:t>
+      </w:r>
+      <w:r>
+        <w:rPr>
+          <w:rStyle w:val="VerbatimChar"/>
+        </w:rPr>
+        <w:t xml:space="preserve">by =</w:t>
+      </w:r>
+      <w:r>
+        <w:t xml:space="preserve"> </w:t>
+      </w:r>
+      <w:r>
+        <w:t xml:space="preserve">flips with it.</w:t>
+      </w:r>
+    </w:p>
+    <w:p>
+      <w:pPr>
+        <w:pStyle w:val="BodyText"/>
+      </w:pPr>
+      <w:r>
+        <w:t xml:space="preserve">✏️</w:t>
+      </w:r>
+      <w:r>
+        <w:t xml:space="preserve"> </w:t>
+      </w:r>
+      <w:r>
+        <w:rPr>
+          <w:b/>
+          <w:bCs/>
+        </w:rPr>
+        <w:t xml:space="preserve">Q12:</w:t>
+      </w:r>
+      <w:r>
+        <w:t xml:space="preserve"> </w:t>
+      </w:r>
+      <w:r>
+        <w:t xml:space="preserve">Capture events with no individual, and released fishers never recaptured. Were your predictions close?</w:t>
+      </w:r>
+    </w:p>
+    <w:p>
+      <w:pPr>
+        <w:pStyle w:val="BodyText"/>
+      </w:pPr>
+      <w:r>
+        <w:t xml:space="preserve">✏️</w:t>
+      </w:r>
+      <w:r>
+        <w:t xml:space="preserve"> </w:t>
+      </w:r>
+      <w:r>
+        <w:rPr>
+          <w:b/>
+          <w:bCs/>
+        </w:rPr>
+        <w:t xml:space="preserve">Q13:</w:t>
+      </w:r>
+      <w:r>
+        <w:t xml:space="preserve"> </w:t>
+      </w:r>
+      <w:r>
+        <w:t xml:space="preserve">Did</w:t>
+      </w:r>
+      <w:r>
+        <w:t xml:space="preserve"> </w:t>
+      </w:r>
+      <w:r>
+        <w:rPr>
+          <w:rStyle w:val="VerbatimChar"/>
+        </w:rPr>
+        <w:t xml:space="preserve">anti_join()</w:t>
+      </w:r>
+      <w:r>
+        <w:t xml:space="preserve"> </w:t>
+      </w:r>
+      <w:r>
+        <w:rPr>
+          <w:b/>
+          <w:bCs/>
+        </w:rPr>
+        <w:t xml:space="preserve">add</w:t>
+      </w:r>
+      <w:r>
+        <w:t xml:space="preserve"> </w:t>
+      </w:r>
+      <w:r>
+        <w:t xml:space="preserve">any columns, or only filter rows? Check the column names against the table you started from.</w:t>
       </w:r>
     </w:p>
     <w:p>
@@ -3047,36 +3093,8 @@
         </w:pict>
       </w:r>
     </w:p>
-    <w:p>
-      <w:pPr>
-        <w:pStyle w:val="Heading2"/>
-      </w:pPr>
-      <w:bookmarkStart w:id="38" w:name="X821689818a38c61b0db55a5d429dd34716e33a2"/>
-      <w:r>
-        <w:t xml:space="preserve">🧩 Chunk 4 — Filtering joins &amp; the payoff</w:t>
-      </w:r>
-      <w:r>
-        <w:t xml:space="preserve"> </w:t>
-      </w:r>
-      <w:r>
-        <w:rPr>
-          <w:i/>
-          <w:iCs/>
-        </w:rPr>
-        <w:t xml:space="preserve">(after lecture Chunk 4)</w:t>
-      </w:r>
-      <w:bookmarkEnd w:id="38"/>
-    </w:p>
-    <w:p>
-      <w:pPr>
-        <w:pStyle w:val="BlockText"/>
-      </w:pPr>
-      <w:r>
-        <w:t xml:space="preserve">Parts 10–12: anti/semi joins and the analysis-ready table.</w:t>
-      </w:r>
-    </w:p>
     <w:bookmarkEnd w:id="39"/>
-    <w:bookmarkStart w:id="40" w:name="part-10-anti_join-whats-missing"/>
+    <w:bookmarkStart w:id="40" w:name="part-10-semi_join-keep-only-matches"/>
     <w:p>
       <w:pPr>
         <w:pStyle w:val="Heading1"/>
@@ -3091,21 +3109,36 @@
         <w:rPr>
           <w:rStyle w:val="VerbatimChar"/>
         </w:rPr>
-        <w:t xml:space="preserve">anti_join()</w:t>
-      </w:r>
-      <w:r>
-        <w:t xml:space="preserve"> </w:t>
-      </w:r>
-      <w:r>
-        <w:t xml:space="preserve">— what’s missing</w:t>
-      </w:r>
-    </w:p>
-    <w:p>
-      <w:pPr>
-        <w:pStyle w:val="BlockText"/>
-      </w:pPr>
-      <w:r>
-        <w:t xml:space="preserve">🔮</w:t>
+        <w:t xml:space="preserve">semi_join()</w:t>
+      </w:r>
+      <w:r>
+        <w:t xml:space="preserve"> </w:t>
+      </w:r>
+      <w:r>
+        <w:t xml:space="preserve">— keep only matches</w:t>
+      </w:r>
+    </w:p>
+    <w:p>
+      <w:pPr>
+        <w:pStyle w:val="FirstParagraph"/>
+      </w:pPr>
+      <w:r>
+        <w:t xml:space="preserve">Write the</w:t>
+      </w:r>
+      <w:r>
+        <w:t xml:space="preserve"> </w:t>
+      </w:r>
+      <w:r>
+        <w:rPr>
+          <w:rStyle w:val="VerbatimChar"/>
+        </w:rPr>
+        <w:t xml:space="preserve">semi_join()</w:t>
+      </w:r>
+      <w:r>
+        <w:t xml:space="preserve"> </w:t>
+      </w:r>
+      <w:r>
+        <w:t xml:space="preserve">that keeps the released fishers that</w:t>
       </w:r>
       <w:r>
         <w:t xml:space="preserve"> </w:t>
@@ -3115,13 +3148,21 @@
           <w:b/>
           <w:bCs/>
         </w:rPr>
-        <w:t xml:space="preserve">Predict first, two ways:</w:t>
-      </w:r>
-      <w:r>
-        <w:t xml:space="preserve"> </w:t>
-      </w:r>
-      <w:r>
-        <w:t xml:space="preserve">(a) how many</w:t>
+        <w:t xml:space="preserve">were</w:t>
+      </w:r>
+      <w:r>
+        <w:t xml:space="preserve"> </w:t>
+      </w:r>
+      <w:r>
+        <w:t xml:space="preserve">recaptured at least once, and count them.</w:t>
+      </w:r>
+    </w:p>
+    <w:p>
+      <w:pPr>
+        <w:pStyle w:val="BodyText"/>
+      </w:pPr>
+      <w:r>
+        <w:t xml:space="preserve">✏️</w:t>
       </w:r>
       <w:r>
         <w:t xml:space="preserve"> </w:t>
@@ -3131,19 +3172,40 @@
           <w:b/>
           <w:bCs/>
         </w:rPr>
-        <w:t xml:space="preserve">capture events</w:t>
-      </w:r>
-      <w:r>
-        <w:t xml:space="preserve"> </w:t>
-      </w:r>
-      <w:r>
-        <w:t xml:space="preserve">have no matching individual?</w:t>
-      </w:r>
-      <w:r>
-        <w:t xml:space="preserve"> </w:t>
-      </w:r>
-      <w:r>
-        <w:t xml:space="preserve">(b) how many</w:t>
+        <w:t xml:space="preserve">Q14:</w:t>
+      </w:r>
+      <w:r>
+        <w:t xml:space="preserve"> </w:t>
+      </w:r>
+      <w:r>
+        <w:t xml:space="preserve">How is</w:t>
+      </w:r>
+      <w:r>
+        <w:t xml:space="preserve"> </w:t>
+      </w:r>
+      <w:r>
+        <w:rPr>
+          <w:rStyle w:val="VerbatimChar"/>
+        </w:rPr>
+        <w:t xml:space="preserve">semi_join()</w:t>
+      </w:r>
+      <w:r>
+        <w:t xml:space="preserve"> </w:t>
+      </w:r>
+      <w:r>
+        <w:t xml:space="preserve">different from</w:t>
+      </w:r>
+      <w:r>
+        <w:t xml:space="preserve"> </w:t>
+      </w:r>
+      <w:r>
+        <w:rPr>
+          <w:rStyle w:val="VerbatimChar"/>
+        </w:rPr>
+        <w:t xml:space="preserve">inner_join()</w:t>
+      </w:r>
+      <w:r>
+        <w:t xml:space="preserve">? Look at the</w:t>
       </w:r>
       <w:r>
         <w:t xml:space="preserve"> </w:t>
@@ -3153,33 +3215,18 @@
           <w:b/>
           <w:bCs/>
         </w:rPr>
-        <w:t xml:space="preserve">released fishers</w:t>
-      </w:r>
-      <w:r>
-        <w:t xml:space="preserve"> </w:t>
-      </w:r>
-      <w:r>
-        <w:t xml:space="preserve">were never recaptured?</w:t>
-      </w:r>
-    </w:p>
-    <w:p>
-      <w:pPr>
-        <w:pStyle w:val="FirstParagraph"/>
-      </w:pPr>
-      <w:r>
-        <w:t xml:space="preserve">Write both</w:t>
-      </w:r>
-      <w:r>
-        <w:t xml:space="preserve"> </w:t>
-      </w:r>
-      <w:r>
-        <w:rPr>
-          <w:rStyle w:val="VerbatimChar"/>
-        </w:rPr>
-        <w:t xml:space="preserve">anti_join()</w:t>
-      </w:r>
-      <w:r>
-        <w:t xml:space="preserve">s. Note that (b) runs in the</w:t>
+        <w:t xml:space="preserve">columns</w:t>
+      </w:r>
+      <w:r>
+        <w:t xml:space="preserve">, not just the rows.</w:t>
+      </w:r>
+    </w:p>
+    <w:p>
+      <w:pPr>
+        <w:pStyle w:val="BodyText"/>
+      </w:pPr>
+      <w:r>
+        <w:t xml:space="preserve">✏️</w:t>
       </w:r>
       <w:r>
         <w:t xml:space="preserve"> </w:t>
@@ -3189,101 +3236,49 @@
           <w:b/>
           <w:bCs/>
         </w:rPr>
-        <w:t xml:space="preserve">other direction</w:t>
-      </w:r>
-      <w:r>
-        <w:t xml:space="preserve"> </w:t>
-      </w:r>
-      <w:r>
-        <w:t xml:space="preserve">— individuals on the left — and that the</w:t>
-      </w:r>
-      <w:r>
-        <w:t xml:space="preserve"> </w:t>
-      </w:r>
-      <w:r>
-        <w:rPr>
-          <w:rStyle w:val="VerbatimChar"/>
-        </w:rPr>
-        <w:t xml:space="preserve">by =</w:t>
-      </w:r>
-      <w:r>
-        <w:t xml:space="preserve"> </w:t>
-      </w:r>
-      <w:r>
-        <w:t xml:space="preserve">flips with it.</w:t>
-      </w:r>
-    </w:p>
-    <w:p>
-      <w:pPr>
-        <w:pStyle w:val="BodyText"/>
-      </w:pPr>
-      <w:r>
-        <w:t xml:space="preserve">✏️</w:t>
-      </w:r>
-      <w:r>
-        <w:t xml:space="preserve"> </w:t>
-      </w:r>
-      <w:r>
-        <w:rPr>
-          <w:b/>
-          <w:bCs/>
-        </w:rPr>
-        <w:t xml:space="preserve">Q14:</w:t>
-      </w:r>
-      <w:r>
-        <w:t xml:space="preserve"> </w:t>
-      </w:r>
-      <w:r>
-        <w:t xml:space="preserve">Capture events with no individual, and released fishers never recaptured. Were your predictions close?</w:t>
-      </w:r>
-    </w:p>
-    <w:p>
-      <w:pPr>
-        <w:pStyle w:val="BodyText"/>
-      </w:pPr>
-      <w:r>
-        <w:t xml:space="preserve">✏️</w:t>
-      </w:r>
-      <w:r>
-        <w:t xml:space="preserve"> </w:t>
-      </w:r>
-      <w:r>
-        <w:rPr>
-          <w:b/>
-          <w:bCs/>
-        </w:rPr>
         <w:t xml:space="preserve">Q15:</w:t>
       </w:r>
       <w:r>
         <w:t xml:space="preserve"> </w:t>
       </w:r>
       <w:r>
-        <w:t xml:space="preserve">Did</w:t>
-      </w:r>
-      <w:r>
-        <w:t xml:space="preserve"> </w:t>
-      </w:r>
-      <w:r>
-        <w:rPr>
-          <w:rStyle w:val="VerbatimChar"/>
-        </w:rPr>
-        <w:t xml:space="preserve">anti_join()</w:t>
-      </w:r>
-      <w:r>
-        <w:t xml:space="preserve"> </w:t>
-      </w:r>
-      <w:r>
-        <w:rPr>
-          <w:b/>
-          <w:bCs/>
-        </w:rPr>
-        <w:t xml:space="preserve">add</w:t>
-      </w:r>
-      <w:r>
-        <w:t xml:space="preserve"> </w:t>
-      </w:r>
-      <w:r>
-        <w:t xml:space="preserve">any columns, or only filter rows? Check the column names against the table you started from.</w:t>
+        <w:rPr>
+          <w:rStyle w:val="VerbatimChar"/>
+        </w:rPr>
+        <w:t xml:space="preserve">recaptured</w:t>
+      </w:r>
+      <w:r>
+        <w:t xml:space="preserve"> </w:t>
+      </w:r>
+      <w:r>
+        <w:t xml:space="preserve">rows +</w:t>
+      </w:r>
+      <w:r>
+        <w:t xml:space="preserve"> </w:t>
+      </w:r>
+      <w:r>
+        <w:rPr>
+          <w:rStyle w:val="VerbatimChar"/>
+        </w:rPr>
+        <w:t xml:space="preserve">never_seen</w:t>
+      </w:r>
+      <w:r>
+        <w:t xml:space="preserve"> </w:t>
+      </w:r>
+      <w:r>
+        <w:t xml:space="preserve">rows should equal</w:t>
+      </w:r>
+      <w:r>
+        <w:t xml:space="preserve"> </w:t>
+      </w:r>
+      <w:r>
+        <w:rPr>
+          <w:rStyle w:val="VerbatimChar"/>
+        </w:rPr>
+        <w:t xml:space="preserve">nrow(individuals_df)</w:t>
+      </w:r>
+      <w:r>
+        <w:t xml:space="preserve">. Does it? What would it mean if it did not?</w:t>
       </w:r>
     </w:p>
     <w:p>
@@ -3294,28 +3289,13 @@
       </w:r>
     </w:p>
     <w:bookmarkEnd w:id="40"/>
-    <w:bookmarkStart w:id="41" w:name="part-11-semi_join-keep-only-matches"/>
+    <w:bookmarkStart w:id="41" w:name="part-11-build-one-analysis-ready-table"/>
     <w:p>
       <w:pPr>
         <w:pStyle w:val="Heading1"/>
       </w:pPr>
       <w:r>
-        <w:t xml:space="preserve">Part 11 ·</w:t>
-      </w:r>
-      <w:r>
-        <w:t xml:space="preserve"> </w:t>
-      </w:r>
-      <w:r>
-        <w:rPr>
-          <w:rStyle w:val="VerbatimChar"/>
-        </w:rPr>
-        <w:t xml:space="preserve">semi_join()</w:t>
-      </w:r>
-      <w:r>
-        <w:t xml:space="preserve"> </w:t>
-      </w:r>
-      <w:r>
-        <w:t xml:space="preserve">— keep only matches</w:t>
+        <w:t xml:space="preserve">Part 11 · Build one analysis-ready table</w:t>
       </w:r>
     </w:p>
     <w:p>
@@ -3323,22 +3303,153 @@
         <w:pStyle w:val="FirstParagraph"/>
       </w:pPr>
       <w:r>
-        <w:t xml:space="preserve">Write the</w:t>
-      </w:r>
-      <w:r>
-        <w:t xml:space="preserve"> </w:t>
-      </w:r>
-      <w:r>
-        <w:rPr>
-          <w:rStyle w:val="VerbatimChar"/>
-        </w:rPr>
-        <w:t xml:space="preserve">semi_join()</w:t>
-      </w:r>
-      <w:r>
-        <w:t xml:space="preserve"> </w:t>
-      </w:r>
-      <w:r>
-        <w:t xml:space="preserve">that keeps the released fishers that</w:t>
+        <w:t xml:space="preserve">Write the pipe that</w:t>
+      </w:r>
+      <w:r>
+        <w:t xml:space="preserve"> </w:t>
+      </w:r>
+      <w:r>
+        <w:rPr>
+          <w:rStyle w:val="VerbatimChar"/>
+        </w:rPr>
+        <w:t xml:space="preserve">inner_join()</w:t>
+      </w:r>
+      <w:r>
+        <w:t xml:space="preserve">s the two tables,</w:t>
+      </w:r>
+      <w:r>
+        <w:t xml:space="preserve"> </w:t>
+      </w:r>
+      <w:r>
+        <w:rPr>
+          <w:rStyle w:val="VerbatimChar"/>
+        </w:rPr>
+        <w:t xml:space="preserve">mutate()</w:t>
+      </w:r>
+      <w:r>
+        <w:t xml:space="preserve">s a</w:t>
+      </w:r>
+      <w:r>
+        <w:t xml:space="preserve"> </w:t>
+      </w:r>
+      <w:r>
+        <w:rPr>
+          <w:rStyle w:val="VerbatimChar"/>
+        </w:rPr>
+        <w:t xml:space="preserve">days_since_release</w:t>
+      </w:r>
+      <w:r>
+        <w:t xml:space="preserve"> </w:t>
+      </w:r>
+      <w:r>
+        <w:t xml:space="preserve">column from the two dates, and</w:t>
+      </w:r>
+      <w:r>
+        <w:t xml:space="preserve"> </w:t>
+      </w:r>
+      <w:r>
+        <w:rPr>
+          <w:rStyle w:val="VerbatimChar"/>
+        </w:rPr>
+        <w:t xml:space="preserve">select()</w:t>
+      </w:r>
+      <w:r>
+        <w:t xml:space="preserve">s down to the columns worth keeping — renaming</w:t>
+      </w:r>
+      <w:r>
+        <w:t xml:space="preserve"> </w:t>
+      </w:r>
+      <w:r>
+        <w:rPr>
+          <w:rStyle w:val="VerbatimChar"/>
+        </w:rPr>
+        <w:t xml:space="preserve">site.x</w:t>
+      </w:r>
+      <w:r>
+        <w:t xml:space="preserve"> </w:t>
+      </w:r>
+      <w:r>
+        <w:t xml:space="preserve">to</w:t>
+      </w:r>
+      <w:r>
+        <w:t xml:space="preserve"> </w:t>
+      </w:r>
+      <w:r>
+        <w:rPr>
+          <w:rStyle w:val="VerbatimChar"/>
+        </w:rPr>
+        <w:t xml:space="preserve">capture_site</w:t>
+      </w:r>
+      <w:r>
+        <w:t xml:space="preserve"> </w:t>
+      </w:r>
+      <w:r>
+        <w:t xml:space="preserve">and</w:t>
+      </w:r>
+      <w:r>
+        <w:t xml:space="preserve"> </w:t>
+      </w:r>
+      <w:r>
+        <w:rPr>
+          <w:rStyle w:val="VerbatimChar"/>
+        </w:rPr>
+        <w:t xml:space="preserve">site.y</w:t>
+      </w:r>
+      <w:r>
+        <w:t xml:space="preserve"> </w:t>
+      </w:r>
+      <w:r>
+        <w:t xml:space="preserve">to</w:t>
+      </w:r>
+      <w:r>
+        <w:t xml:space="preserve"> </w:t>
+      </w:r>
+      <w:r>
+        <w:rPr>
+          <w:rStyle w:val="VerbatimChar"/>
+        </w:rPr>
+        <w:t xml:space="preserve">release_site</w:t>
+      </w:r>
+      <w:r>
+        <w:t xml:space="preserve"> </w:t>
+      </w:r>
+      <w:r>
+        <w:t xml:space="preserve">as you go. Then</w:t>
+      </w:r>
+      <w:r>
+        <w:t xml:space="preserve"> </w:t>
+      </w:r>
+      <w:r>
+        <w:rPr>
+          <w:rStyle w:val="VerbatimChar"/>
+        </w:rPr>
+        <w:t xml:space="preserve">write_csv()</w:t>
+      </w:r>
+      <w:r>
+        <w:t xml:space="preserve"> </w:t>
+      </w:r>
+      <w:r>
+        <w:t xml:space="preserve">it to</w:t>
+      </w:r>
+      <w:r>
+        <w:t xml:space="preserve"> </w:t>
+      </w:r>
+      <w:r>
+        <w:rPr>
+          <w:rStyle w:val="VerbatimChar"/>
+        </w:rPr>
+        <w:t xml:space="preserve">data/fisher_joined.csv</w:t>
+      </w:r>
+      <w:r>
+        <w:t xml:space="preserve">.</w:t>
+      </w:r>
+    </w:p>
+    <w:p>
+      <w:pPr>
+        <w:pStyle w:val="BodyText"/>
+      </w:pPr>
+      <w:r>
+        <w:t xml:space="preserve">✏️</w:t>
       </w:r>
       <w:r>
         <w:t xml:space="preserve"> </w:t>
@@ -3348,13 +3459,25 @@
           <w:b/>
           <w:bCs/>
         </w:rPr>
-        <w:t xml:space="preserve">were</w:t>
-      </w:r>
-      <w:r>
-        <w:t xml:space="preserve"> </w:t>
-      </w:r>
-      <w:r>
-        <w:t xml:space="preserve">recaptured at least once, and count them.</w:t>
+        <w:t xml:space="preserve">Q16:</w:t>
+      </w:r>
+      <w:r>
+        <w:t xml:space="preserve"> </w:t>
+      </w:r>
+      <w:r>
+        <w:t xml:space="preserve">Rows in your analysis table. Why is it smaller than</w:t>
+      </w:r>
+      <w:r>
+        <w:t xml:space="preserve"> </w:t>
+      </w:r>
+      <w:r>
+        <w:rPr>
+          <w:rStyle w:val="VerbatimChar"/>
+        </w:rPr>
+        <w:t xml:space="preserve">captures_df</w:t>
+      </w:r>
+      <w:r>
+        <w:t xml:space="preserve">?</w:t>
       </w:r>
     </w:p>
     <w:p>
@@ -3372,28 +3495,13 @@
           <w:b/>
           <w:bCs/>
         </w:rPr>
-        <w:t xml:space="preserve">Q16:</w:t>
-      </w:r>
-      <w:r>
-        <w:t xml:space="preserve"> </w:t>
-      </w:r>
-      <w:r>
-        <w:t xml:space="preserve">How is</w:t>
-      </w:r>
-      <w:r>
-        <w:t xml:space="preserve"> </w:t>
-      </w:r>
-      <w:r>
-        <w:rPr>
-          <w:rStyle w:val="VerbatimChar"/>
-        </w:rPr>
-        <w:t xml:space="preserve">semi_join()</w:t>
-      </w:r>
-      <w:r>
-        <w:t xml:space="preserve"> </w:t>
-      </w:r>
-      <w:r>
-        <w:t xml:space="preserve">different from</w:t>
+        <w:t xml:space="preserve">Q17:</w:t>
+      </w:r>
+      <w:r>
+        <w:t xml:space="preserve"> </w:t>
+      </w:r>
+      <w:r>
+        <w:t xml:space="preserve">Why</w:t>
       </w:r>
       <w:r>
         <w:t xml:space="preserve"> </w:t>
@@ -3405,7 +3513,22 @@
         <w:t xml:space="preserve">inner_join()</w:t>
       </w:r>
       <w:r>
-        <w:t xml:space="preserve">? Look at the</w:t>
+        <w:t xml:space="preserve"> </w:t>
+      </w:r>
+      <w:r>
+        <w:t xml:space="preserve">here, when Part 8 argued for</w:t>
+      </w:r>
+      <w:r>
+        <w:t xml:space="preserve"> </w:t>
+      </w:r>
+      <w:r>
+        <w:rPr>
+          <w:rStyle w:val="VerbatimChar"/>
+        </w:rPr>
+        <w:t xml:space="preserve">left_join()</w:t>
+      </w:r>
+      <w:r>
+        <w:t xml:space="preserve">? What is different about</w:t>
       </w:r>
       <w:r>
         <w:t xml:space="preserve"> </w:t>
@@ -3415,10 +3538,13 @@
           <w:b/>
           <w:bCs/>
         </w:rPr>
-        <w:t xml:space="preserve">columns</w:t>
-      </w:r>
-      <w:r>
-        <w:t xml:space="preserve">, not just the rows.</w:t>
+        <w:t xml:space="preserve">this</w:t>
+      </w:r>
+      <w:r>
+        <w:t xml:space="preserve"> </w:t>
+      </w:r>
+      <w:r>
+        <w:t xml:space="preserve">table’s job?</w:t>
       </w:r>
     </w:p>
     <w:p>
@@ -3436,49 +3562,41 @@
           <w:b/>
           <w:bCs/>
         </w:rPr>
-        <w:t xml:space="preserve">Q17:</w:t>
-      </w:r>
-      <w:r>
-        <w:t xml:space="preserve"> </w:t>
-      </w:r>
-      <w:r>
-        <w:rPr>
-          <w:rStyle w:val="VerbatimChar"/>
-        </w:rPr>
-        <w:t xml:space="preserve">recaptured</w:t>
-      </w:r>
-      <w:r>
-        <w:t xml:space="preserve"> </w:t>
-      </w:r>
-      <w:r>
-        <w:t xml:space="preserve">rows +</w:t>
-      </w:r>
-      <w:r>
-        <w:t xml:space="preserve"> </w:t>
-      </w:r>
-      <w:r>
-        <w:rPr>
-          <w:rStyle w:val="VerbatimChar"/>
-        </w:rPr>
-        <w:t xml:space="preserve">never_seen</w:t>
-      </w:r>
-      <w:r>
-        <w:t xml:space="preserve"> </w:t>
-      </w:r>
-      <w:r>
-        <w:t xml:space="preserve">rows should equal</w:t>
-      </w:r>
-      <w:r>
-        <w:t xml:space="preserve"> </w:t>
-      </w:r>
-      <w:r>
-        <w:rPr>
-          <w:rStyle w:val="VerbatimChar"/>
-        </w:rPr>
-        <w:t xml:space="preserve">nrow(individuals_df)</w:t>
-      </w:r>
-      <w:r>
-        <w:t xml:space="preserve">. Does it? What would it mean if it did not?</w:t>
+        <w:t xml:space="preserve">Q18:</w:t>
+      </w:r>
+      <w:r>
+        <w:t xml:space="preserve"> </w:t>
+      </w:r>
+      <w:r>
+        <w:t xml:space="preserve">Check the range of</w:t>
+      </w:r>
+      <w:r>
+        <w:t xml:space="preserve"> </w:t>
+      </w:r>
+      <w:r>
+        <w:rPr>
+          <w:rStyle w:val="VerbatimChar"/>
+        </w:rPr>
+        <w:t xml:space="preserve">days_since_release</w:t>
+      </w:r>
+      <w:r>
+        <w:t xml:space="preserve">. Are all the values positive? What would a</w:t>
+      </w:r>
+      <w:r>
+        <w:t xml:space="preserve"> </w:t>
+      </w:r>
+      <w:r>
+        <w:rPr>
+          <w:b/>
+          <w:bCs/>
+        </w:rPr>
+        <w:t xml:space="preserve">negative</w:t>
+      </w:r>
+      <w:r>
+        <w:t xml:space="preserve"> </w:t>
+      </w:r>
+      <w:r>
+        <w:t xml:space="preserve">value have told you about the data?</w:t>
       </w:r>
     </w:p>
     <w:p>
@@ -3489,325 +3607,7 @@
       </w:r>
     </w:p>
     <w:bookmarkEnd w:id="41"/>
-    <w:bookmarkStart w:id="42" w:name="part-12-build-one-analysis-ready-table"/>
-    <w:p>
-      <w:pPr>
-        <w:pStyle w:val="Heading1"/>
-      </w:pPr>
-      <w:r>
-        <w:t xml:space="preserve">Part 12 · Build one analysis-ready table</w:t>
-      </w:r>
-    </w:p>
-    <w:p>
-      <w:pPr>
-        <w:pStyle w:val="FirstParagraph"/>
-      </w:pPr>
-      <w:r>
-        <w:t xml:space="preserve">Write the pipe that</w:t>
-      </w:r>
-      <w:r>
-        <w:t xml:space="preserve"> </w:t>
-      </w:r>
-      <w:r>
-        <w:rPr>
-          <w:rStyle w:val="VerbatimChar"/>
-        </w:rPr>
-        <w:t xml:space="preserve">inner_join()</w:t>
-      </w:r>
-      <w:r>
-        <w:t xml:space="preserve">s the two tables,</w:t>
-      </w:r>
-      <w:r>
-        <w:t xml:space="preserve"> </w:t>
-      </w:r>
-      <w:r>
-        <w:rPr>
-          <w:rStyle w:val="VerbatimChar"/>
-        </w:rPr>
-        <w:t xml:space="preserve">mutate()</w:t>
-      </w:r>
-      <w:r>
-        <w:t xml:space="preserve">s a</w:t>
-      </w:r>
-      <w:r>
-        <w:t xml:space="preserve"> </w:t>
-      </w:r>
-      <w:r>
-        <w:rPr>
-          <w:rStyle w:val="VerbatimChar"/>
-        </w:rPr>
-        <w:t xml:space="preserve">days_since_release</w:t>
-      </w:r>
-      <w:r>
-        <w:t xml:space="preserve"> </w:t>
-      </w:r>
-      <w:r>
-        <w:t xml:space="preserve">column from the two dates, and</w:t>
-      </w:r>
-      <w:r>
-        <w:t xml:space="preserve"> </w:t>
-      </w:r>
-      <w:r>
-        <w:rPr>
-          <w:rStyle w:val="VerbatimChar"/>
-        </w:rPr>
-        <w:t xml:space="preserve">select()</w:t>
-      </w:r>
-      <w:r>
-        <w:t xml:space="preserve">s down to the columns worth keeping — renaming</w:t>
-      </w:r>
-      <w:r>
-        <w:t xml:space="preserve"> </w:t>
-      </w:r>
-      <w:r>
-        <w:rPr>
-          <w:rStyle w:val="VerbatimChar"/>
-        </w:rPr>
-        <w:t xml:space="preserve">site.x</w:t>
-      </w:r>
-      <w:r>
-        <w:t xml:space="preserve"> </w:t>
-      </w:r>
-      <w:r>
-        <w:t xml:space="preserve">to</w:t>
-      </w:r>
-      <w:r>
-        <w:t xml:space="preserve"> </w:t>
-      </w:r>
-      <w:r>
-        <w:rPr>
-          <w:rStyle w:val="VerbatimChar"/>
-        </w:rPr>
-        <w:t xml:space="preserve">capture_site</w:t>
-      </w:r>
-      <w:r>
-        <w:t xml:space="preserve"> </w:t>
-      </w:r>
-      <w:r>
-        <w:t xml:space="preserve">and</w:t>
-      </w:r>
-      <w:r>
-        <w:t xml:space="preserve"> </w:t>
-      </w:r>
-      <w:r>
-        <w:rPr>
-          <w:rStyle w:val="VerbatimChar"/>
-        </w:rPr>
-        <w:t xml:space="preserve">site.y</w:t>
-      </w:r>
-      <w:r>
-        <w:t xml:space="preserve"> </w:t>
-      </w:r>
-      <w:r>
-        <w:t xml:space="preserve">to</w:t>
-      </w:r>
-      <w:r>
-        <w:t xml:space="preserve"> </w:t>
-      </w:r>
-      <w:r>
-        <w:rPr>
-          <w:rStyle w:val="VerbatimChar"/>
-        </w:rPr>
-        <w:t xml:space="preserve">release_site</w:t>
-      </w:r>
-      <w:r>
-        <w:t xml:space="preserve"> </w:t>
-      </w:r>
-      <w:r>
-        <w:t xml:space="preserve">as you go. Then</w:t>
-      </w:r>
-      <w:r>
-        <w:t xml:space="preserve"> </w:t>
-      </w:r>
-      <w:r>
-        <w:rPr>
-          <w:rStyle w:val="VerbatimChar"/>
-        </w:rPr>
-        <w:t xml:space="preserve">write_csv()</w:t>
-      </w:r>
-      <w:r>
-        <w:t xml:space="preserve"> </w:t>
-      </w:r>
-      <w:r>
-        <w:t xml:space="preserve">it to</w:t>
-      </w:r>
-      <w:r>
-        <w:t xml:space="preserve"> </w:t>
-      </w:r>
-      <w:r>
-        <w:rPr>
-          <w:rStyle w:val="VerbatimChar"/>
-        </w:rPr>
-        <w:t xml:space="preserve">data/fisher_joined.csv</w:t>
-      </w:r>
-      <w:r>
-        <w:t xml:space="preserve">.</w:t>
-      </w:r>
-    </w:p>
-    <w:p>
-      <w:pPr>
-        <w:pStyle w:val="BodyText"/>
-      </w:pPr>
-      <w:r>
-        <w:t xml:space="preserve">✏️</w:t>
-      </w:r>
-      <w:r>
-        <w:t xml:space="preserve"> </w:t>
-      </w:r>
-      <w:r>
-        <w:rPr>
-          <w:b/>
-          <w:bCs/>
-        </w:rPr>
-        <w:t xml:space="preserve">Q18:</w:t>
-      </w:r>
-      <w:r>
-        <w:t xml:space="preserve"> </w:t>
-      </w:r>
-      <w:r>
-        <w:t xml:space="preserve">Rows in your analysis table. Why is it smaller than</w:t>
-      </w:r>
-      <w:r>
-        <w:t xml:space="preserve"> </w:t>
-      </w:r>
-      <w:r>
-        <w:rPr>
-          <w:rStyle w:val="VerbatimChar"/>
-        </w:rPr>
-        <w:t xml:space="preserve">captures_df</w:t>
-      </w:r>
-      <w:r>
-        <w:t xml:space="preserve">?</w:t>
-      </w:r>
-    </w:p>
-    <w:p>
-      <w:pPr>
-        <w:pStyle w:val="BodyText"/>
-      </w:pPr>
-      <w:r>
-        <w:t xml:space="preserve">✏️</w:t>
-      </w:r>
-      <w:r>
-        <w:t xml:space="preserve"> </w:t>
-      </w:r>
-      <w:r>
-        <w:rPr>
-          <w:b/>
-          <w:bCs/>
-        </w:rPr>
-        <w:t xml:space="preserve">Q19:</w:t>
-      </w:r>
-      <w:r>
-        <w:t xml:space="preserve"> </w:t>
-      </w:r>
-      <w:r>
-        <w:t xml:space="preserve">Why</w:t>
-      </w:r>
-      <w:r>
-        <w:t xml:space="preserve"> </w:t>
-      </w:r>
-      <w:r>
-        <w:rPr>
-          <w:rStyle w:val="VerbatimChar"/>
-        </w:rPr>
-        <w:t xml:space="preserve">inner_join()</w:t>
-      </w:r>
-      <w:r>
-        <w:t xml:space="preserve"> </w:t>
-      </w:r>
-      <w:r>
-        <w:t xml:space="preserve">here, when Part 9 argued for</w:t>
-      </w:r>
-      <w:r>
-        <w:t xml:space="preserve"> </w:t>
-      </w:r>
-      <w:r>
-        <w:rPr>
-          <w:rStyle w:val="VerbatimChar"/>
-        </w:rPr>
-        <w:t xml:space="preserve">left_join()</w:t>
-      </w:r>
-      <w:r>
-        <w:t xml:space="preserve">? What is different about</w:t>
-      </w:r>
-      <w:r>
-        <w:t xml:space="preserve"> </w:t>
-      </w:r>
-      <w:r>
-        <w:rPr>
-          <w:b/>
-          <w:bCs/>
-        </w:rPr>
-        <w:t xml:space="preserve">this</w:t>
-      </w:r>
-      <w:r>
-        <w:t xml:space="preserve"> </w:t>
-      </w:r>
-      <w:r>
-        <w:t xml:space="preserve">table’s job?</w:t>
-      </w:r>
-    </w:p>
-    <w:p>
-      <w:pPr>
-        <w:pStyle w:val="BodyText"/>
-      </w:pPr>
-      <w:r>
-        <w:t xml:space="preserve">✏️</w:t>
-      </w:r>
-      <w:r>
-        <w:t xml:space="preserve"> </w:t>
-      </w:r>
-      <w:r>
-        <w:rPr>
-          <w:b/>
-          <w:bCs/>
-        </w:rPr>
-        <w:t xml:space="preserve">Q20:</w:t>
-      </w:r>
-      <w:r>
-        <w:t xml:space="preserve"> </w:t>
-      </w:r>
-      <w:r>
-        <w:t xml:space="preserve">Check the range of</w:t>
-      </w:r>
-      <w:r>
-        <w:t xml:space="preserve"> </w:t>
-      </w:r>
-      <w:r>
-        <w:rPr>
-          <w:rStyle w:val="VerbatimChar"/>
-        </w:rPr>
-        <w:t xml:space="preserve">days_since_release</w:t>
-      </w:r>
-      <w:r>
-        <w:t xml:space="preserve">. Are all the values positive? What would a</w:t>
-      </w:r>
-      <w:r>
-        <w:t xml:space="preserve"> </w:t>
-      </w:r>
-      <w:r>
-        <w:rPr>
-          <w:b/>
-          <w:bCs/>
-        </w:rPr>
-        <w:t xml:space="preserve">negative</w:t>
-      </w:r>
-      <w:r>
-        <w:t xml:space="preserve"> </w:t>
-      </w:r>
-      <w:r>
-        <w:t xml:space="preserve">value have told you about the data?</w:t>
-      </w:r>
-    </w:p>
-    <w:p>
-      <w:r>
-        <w:pict>
-          <v:rect style="width:0;height:1.5pt" o:hralign="center" o:hrstd="t" o:hr="t"/>
-        </w:pict>
-      </w:r>
-    </w:p>
-    <w:bookmarkEnd w:id="42"/>
-    <w:bookmarkStart w:id="47" w:name="Xadef2740ba7a0aaeb437aa25735a04c51b58879"/>
+    <w:bookmarkStart w:id="46" w:name="Xadef2740ba7a0aaeb437aa25735a04c51b58879"/>
     <w:p>
       <w:pPr>
         <w:pStyle w:val="Heading1"/>
@@ -3857,7 +3657,7 @@
         <w:t xml:space="preserve">comments.</w:t>
       </w:r>
     </w:p>
-    <w:bookmarkStart w:id="43" w:name="h1-summarize-the-joined-table"/>
+    <w:bookmarkStart w:id="42" w:name="h1-summarize-the-joined-table"/>
     <w:p>
       <w:pPr>
         <w:pStyle w:val="Heading2"/>
@@ -4057,8 +3857,8 @@
         <w:t xml:space="preserve">spent their time? Say which, and how you would tell the two apart.</w:t>
       </w:r>
     </w:p>
-    <w:bookmarkEnd w:id="43"/>
-    <w:bookmarkStart w:id="44" w:name="h2-recaptures-per-fisher"/>
+    <w:bookmarkEnd w:id="42"/>
+    <w:bookmarkStart w:id="43" w:name="h2-recaptures-per-fisher"/>
     <w:p>
       <w:pPr>
         <w:pStyle w:val="Heading2"/>
@@ -4115,8 +3915,8 @@
         <w:t xml:space="preserve">The most-recaptured fisher and its count, and how many fishers were caught exactly once.</w:t>
       </w:r>
     </w:p>
-    <w:bookmarkEnd w:id="44"/>
-    <w:bookmarkStart w:id="45" w:name="h3-join-in-a-table-of-your-own"/>
+    <w:bookmarkEnd w:id="43"/>
+    <w:bookmarkStart w:id="44" w:name="h3-join-in-a-table-of-your-own"/>
     <w:p>
       <w:pPr>
         <w:pStyle w:val="Heading2"/>
@@ -4238,8 +4038,8 @@
         <w:t xml:space="preserve">from your new column, and is that a problem or exactly what you asked for?</w:t>
       </w:r>
     </w:p>
-    <w:bookmarkEnd w:id="45"/>
-    <w:bookmarkStart w:id="46" w:name="h4-the-thing-that-surprised-you"/>
+    <w:bookmarkEnd w:id="44"/>
+    <w:bookmarkStart w:id="45" w:name="h4-the-thing-that-surprised-you"/>
     <w:p>
       <w:pPr>
         <w:pStyle w:val="Heading2"/>
@@ -4307,9 +4107,9 @@
         </w:pict>
       </w:r>
     </w:p>
+    <w:bookmarkEnd w:id="45"/>
     <w:bookmarkEnd w:id="46"/>
-    <w:bookmarkEnd w:id="47"/>
-    <w:bookmarkStart w:id="48" w:name="review-and-checkpoint"/>
+    <w:bookmarkStart w:id="47" w:name="review-and-checkpoint"/>
     <w:p>
       <w:pPr>
         <w:pStyle w:val="Heading1"/>
@@ -4463,27 +4263,6 @@
     </w:p>
     <w:p>
       <w:pPr>
-        <w:pStyle w:val="Compact"/>
-        <w:numPr>
-          <w:ilvl w:val="0"/>
-          <w:numId w:val="1011"/>
-        </w:numPr>
-      </w:pPr>
-      <w:r>
-        <w:t xml:space="preserve">Recognize the accidental-</w:t>
-      </w:r>
-      <w:r>
-        <w:rPr>
-          <w:rStyle w:val="VerbatimChar"/>
-        </w:rPr>
-        <w:t xml:space="preserve">site</w:t>
-      </w:r>
-      <w:r>
-        <w:t xml:space="preserve">-join bug from the message dplyr prints</w:t>
-      </w:r>
-    </w:p>
-    <w:p>
-      <w:pPr>
         <w:pStyle w:val="FirstParagraph"/>
       </w:pPr>
       <w:r>
@@ -4585,7 +4364,7 @@
         <w:t xml:space="preserve">End of Activity 16. Next: a week off, then one-way ANOVA.</w:t>
       </w:r>
     </w:p>
-    <w:bookmarkEnd w:id="48"/>
+    <w:bookmarkEnd w:id="47"/>
     <w:sectPr>
       <w:pgSz w:h="15840" w:w="12240"/>
       <w:pgMar w:bottom="720" w:footer="432" w:gutter="0" w:header="432" w:left="720" w:right="1008" w:top="720"/>
@@ -5046,9 +4825,6 @@
     <w:abstractNumId w:val="992"/>
   </w:num>
   <w:num w:numId="1010">
-    <w:abstractNumId w:val="992"/>
-  </w:num>
-  <w:num w:numId="1011">
     <w:abstractNumId w:val="992"/>
   </w:num>
 </w:numbering>

--- a/docs/content/joins/joins_activity.docx
+++ b/docs/content/joins/joins_activity.docx
@@ -31,7 +31,7 @@
         <w:pStyle w:val="Date"/>
       </w:pPr>
       <w:r>
-        <w:t xml:space="preserve">2026-10-19</w:t>
+        <w:t xml:space="preserve">2026-10-22</w:t>
       </w:r>
     </w:p>
     <w:bookmarkStart w:id="27" w:name="X734b4873b9ed23c7ecdbf9b0e893cacfaeecd7b"/>
